--- a/Bases de Datos II/Kit docente/Clase 10/Solucion Taller Clase 10 - VetCare.docx
+++ b/Bases de Datos II/Kit docente/Clase 10/Solucion Taller Clase 10 - VetCare.docx
@@ -177,7 +177,7 @@
           <w:color w:val="2B2B2B"/>
           <w:sz w:val="22"/>
         </w:rPr>
-        <w:t>Agregar la seccion de concurrencia al informe del PI explicando, en lenguaje simple, por que un simple "usar transacciones" no basta sin la restriccion UNIQUE o la condicion en el UPDATE, y que mecanismo especifico eligio el equipo para VetCare.</w:t>
+        <w:t>Agregar la seccion de concurrencia al informe del PI explicando, en lenguaje simple, por que un simple "usar transacciones" no basta sin la restriccion UNIQUE o la condicion en el UPDATE, y que mecanismo especifico elegiste para VetCare.</w:t>
       </w:r>
     </w:p>
     <w:p>

--- a/Bases de Datos II/Kit docente/Clase 10/Solucion Taller Clase 10 - VetCare.docx
+++ b/Bases de Datos II/Kit docente/Clase 10/Solucion Taller Clase 10 - VetCare.docx
@@ -38,6 +38,7 @@
       <w:r>
         <w:rPr>
           <w:rFonts w:ascii="Consolas" w:hAnsi="Consolas"/>
+          <w:b w:val="0"/>
           <w:i/>
           <w:color w:val="111111"/>
           <w:sz w:val="20"/>
@@ -90,6 +91,7 @@
       <w:r>
         <w:rPr>
           <w:rFonts w:ascii="Consolas" w:hAnsi="Consolas"/>
+          <w:b w:val="0"/>
           <w:color w:val="111111"/>
           <w:sz w:val="21"/>
         </w:rPr>
@@ -138,6 +140,7 @@
       <w:r>
         <w:rPr>
           <w:rFonts w:ascii="Consolas" w:hAnsi="Consolas"/>
+          <w:b w:val="0"/>
           <w:color w:val="111111"/>
           <w:sz w:val="21"/>
         </w:rPr>
@@ -154,6 +157,7 @@
       <w:r>
         <w:rPr>
           <w:rFonts w:ascii="Consolas" w:hAnsi="Consolas"/>
+          <w:b w:val="0"/>
           <w:color w:val="111111"/>
           <w:sz w:val="21"/>
         </w:rPr>
@@ -170,6 +174,7 @@
       <w:r>
         <w:rPr>
           <w:rFonts w:ascii="Consolas" w:hAnsi="Consolas"/>
+          <w:b w:val="0"/>
           <w:color w:val="111111"/>
           <w:sz w:val="21"/>
         </w:rPr>
@@ -186,6 +191,7 @@
       <w:r>
         <w:rPr>
           <w:rFonts w:ascii="Consolas" w:hAnsi="Consolas"/>
+          <w:b w:val="0"/>
           <w:color w:val="111111"/>
           <w:sz w:val="21"/>
         </w:rPr>
@@ -202,6 +208,7 @@
       <w:r>
         <w:rPr>
           <w:rFonts w:ascii="Consolas" w:hAnsi="Consolas"/>
+          <w:b w:val="0"/>
           <w:color w:val="111111"/>
           <w:sz w:val="21"/>
         </w:rPr>
@@ -218,6 +225,7 @@
       <w:r>
         <w:rPr>
           <w:rFonts w:ascii="Consolas" w:hAnsi="Consolas"/>
+          <w:b w:val="0"/>
           <w:color w:val="111111"/>
           <w:sz w:val="21"/>
         </w:rPr>
@@ -258,6 +266,7 @@
       <w:r>
         <w:rPr>
           <w:rFonts w:ascii="Consolas" w:hAnsi="Consolas"/>
+          <w:b w:val="0"/>
           <w:i/>
           <w:color w:val="111111"/>
           <w:sz w:val="20"/>
@@ -330,6 +339,7 @@
       <w:r>
         <w:rPr>
           <w:rFonts w:ascii="Consolas" w:hAnsi="Consolas"/>
+          <w:b w:val="0"/>
           <w:i/>
           <w:color w:val="111111"/>
           <w:sz w:val="20"/>
@@ -348,6 +358,7 @@
       <w:r>
         <w:rPr>
           <w:rFonts w:ascii="Consolas" w:hAnsi="Consolas"/>
+          <w:b w:val="0"/>
           <w:i/>
           <w:color w:val="111111"/>
           <w:sz w:val="20"/>
@@ -366,6 +377,7 @@
       <w:r>
         <w:rPr>
           <w:rFonts w:ascii="Consolas" w:hAnsi="Consolas"/>
+          <w:b w:val="0"/>
           <w:i/>
           <w:color w:val="111111"/>
           <w:sz w:val="20"/>
@@ -500,6 +512,7 @@
       <w:r>
         <w:rPr>
           <w:rFonts w:ascii="Consolas" w:hAnsi="Consolas"/>
+          <w:b w:val="0"/>
           <w:color w:val="111111"/>
           <w:sz w:val="21"/>
         </w:rPr>
@@ -521,6 +534,7 @@
       <w:r>
         <w:rPr>
           <w:rFonts w:ascii="Consolas" w:hAnsi="Consolas"/>
+          <w:b w:val="0"/>
           <w:color w:val="111111"/>
           <w:sz w:val="21"/>
         </w:rPr>
@@ -542,6 +556,7 @@
       <w:r>
         <w:rPr>
           <w:rFonts w:ascii="Consolas" w:hAnsi="Consolas"/>
+          <w:b w:val="0"/>
           <w:color w:val="111111"/>
           <w:sz w:val="21"/>
         </w:rPr>
@@ -735,6 +750,7 @@
             <w:r>
               <w:rPr>
                 <w:rFonts w:ascii="Consolas" w:hAnsi="Consolas"/>
+                <w:b w:val="0"/>
                 <w:color w:val="111111"/>
                 <w:sz w:val="19"/>
               </w:rPr>
@@ -804,6 +820,7 @@
             <w:r>
               <w:rPr>
                 <w:rFonts w:ascii="Consolas" w:hAnsi="Consolas"/>
+                <w:b w:val="0"/>
                 <w:color w:val="111111"/>
                 <w:sz w:val="19"/>
               </w:rPr>
@@ -871,6 +888,7 @@
             <w:r>
               <w:rPr>
                 <w:rFonts w:ascii="Consolas" w:hAnsi="Consolas"/>
+                <w:b w:val="0"/>
                 <w:color w:val="111111"/>
                 <w:sz w:val="19"/>
               </w:rPr>
@@ -940,6 +958,7 @@
             <w:r>
               <w:rPr>
                 <w:rFonts w:ascii="Consolas" w:hAnsi="Consolas"/>
+                <w:b w:val="0"/>
                 <w:color w:val="111111"/>
                 <w:sz w:val="19"/>
               </w:rPr>
@@ -1007,6 +1026,7 @@
             <w:r>
               <w:rPr>
                 <w:rFonts w:ascii="Consolas" w:hAnsi="Consolas"/>
+                <w:b w:val="0"/>
                 <w:color w:val="111111"/>
                 <w:sz w:val="19"/>
               </w:rPr>
@@ -1214,6 +1234,7 @@
             <w:r>
               <w:rPr>
                 <w:rFonts w:ascii="Consolas" w:hAnsi="Consolas"/>
+                <w:b w:val="0"/>
                 <w:color w:val="111111"/>
                 <w:sz w:val="19"/>
               </w:rPr>
@@ -1315,6 +1336,7 @@
             <w:r>
               <w:rPr>
                 <w:rFonts w:ascii="Consolas" w:hAnsi="Consolas"/>
+                <w:b w:val="0"/>
                 <w:color w:val="111111"/>
                 <w:sz w:val="19"/>
               </w:rPr>
@@ -1399,6 +1421,7 @@
             <w:r>
               <w:rPr>
                 <w:rFonts w:ascii="Consolas" w:hAnsi="Consolas"/>
+                <w:b w:val="0"/>
                 <w:color w:val="111111"/>
                 <w:sz w:val="19"/>
               </w:rPr>
@@ -1490,7 +1513,24 @@
                 <w:color w:val="4A4A49"/>
                 <w:sz w:val="20"/>
               </w:rPr>
-              <w:t>El `SELECT` no toma ningun bloqueo</w:t>
+              <w:t xml:space="preserve">El </w:t>
+            </w:r>
+            <w:r>
+              <w:rPr>
+                <w:rFonts w:ascii="Consolas" w:hAnsi="Consolas"/>
+                <w:b/>
+                <w:color w:val="111111"/>
+                <w:sz w:val="19"/>
+              </w:rPr>
+              <w:t>SELECT</w:t>
+            </w:r>
+            <w:r>
+              <w:rPr>
+                <w:b/>
+                <w:color w:val="4A4A49"/>
+                <w:sz w:val="20"/>
+              </w:rPr>
+              <w:t xml:space="preserve"> no toma ningun bloqueo</w:t>
             </w:r>
           </w:p>
         </w:tc>
@@ -1540,6 +1580,7 @@
             <w:r>
               <w:rPr>
                 <w:rFonts w:ascii="Consolas" w:hAnsi="Consolas"/>
+                <w:b w:val="0"/>
                 <w:color w:val="111111"/>
                 <w:sz w:val="19"/>
               </w:rPr>
@@ -1664,6 +1705,7 @@
             <w:r>
               <w:rPr>
                 <w:rFonts w:ascii="Consolas" w:hAnsi="Consolas"/>
+                <w:b w:val="0"/>
                 <w:color w:val="111111"/>
                 <w:sz w:val="19"/>
               </w:rPr>
@@ -1789,6 +1831,7 @@
             <w:r>
               <w:rPr>
                 <w:rFonts w:ascii="Consolas" w:hAnsi="Consolas"/>
+                <w:b w:val="0"/>
                 <w:color w:val="111111"/>
                 <w:sz w:val="19"/>
               </w:rPr>
@@ -1881,6 +1924,7 @@
             <w:r>
               <w:rPr>
                 <w:rFonts w:ascii="Consolas" w:hAnsi="Consolas"/>
+                <w:b w:val="0"/>
                 <w:color w:val="111111"/>
                 <w:sz w:val="19"/>
               </w:rPr>
@@ -1982,6 +2026,7 @@
             <w:r>
               <w:rPr>
                 <w:rFonts w:ascii="Consolas" w:hAnsi="Consolas"/>
+                <w:b w:val="0"/>
                 <w:color w:val="111111"/>
                 <w:sz w:val="19"/>
               </w:rPr>
@@ -2091,7 +2136,24 @@
           <w:color w:val="4A4A49"/>
           <w:sz w:val="22"/>
         </w:rPr>
-        <w:t>1. Nombre de la anomalia y por que `READ COMMITTED` no la evita.</w:t>
+        <w:t xml:space="preserve">1. Nombre de la anomalia y por que </w:t>
+      </w:r>
+      <w:r>
+        <w:rPr>
+          <w:rFonts w:ascii="Consolas" w:hAnsi="Consolas"/>
+          <w:b/>
+          <w:color w:val="111111"/>
+          <w:sz w:val="21"/>
+        </w:rPr>
+        <w:t>READ COMMITTED</w:t>
+      </w:r>
+      <w:r>
+        <w:rPr>
+          <w:b/>
+          <w:color w:val="4A4A49"/>
+          <w:sz w:val="22"/>
+        </w:rPr>
+        <w:t xml:space="preserve"> no la evita.</w:t>
       </w:r>
       <w:r>
         <w:rPr>
@@ -2152,6 +2214,7 @@
       <w:r>
         <w:rPr>
           <w:rFonts w:ascii="Consolas" w:hAnsi="Consolas"/>
+          <w:b w:val="0"/>
           <w:color w:val="111111"/>
           <w:sz w:val="21"/>
         </w:rPr>
@@ -2213,6 +2276,7 @@
       <w:r>
         <w:rPr>
           <w:rFonts w:ascii="Consolas" w:hAnsi="Consolas"/>
+          <w:b w:val="0"/>
           <w:color w:val="111111"/>
           <w:sz w:val="21"/>
         </w:rPr>
@@ -2269,7 +2333,24 @@
           <w:color w:val="4A4A49"/>
           <w:sz w:val="22"/>
         </w:rPr>
-        <w:t>Y la razon de fondo, que es la que hay que entender: un `SELECT COUNT(*)` no bloquea nada, y no puede.</w:t>
+        <w:t xml:space="preserve">Y la razon de fondo, que es la que hay que entender: un </w:t>
+      </w:r>
+      <w:r>
+        <w:rPr>
+          <w:rFonts w:ascii="Consolas" w:hAnsi="Consolas"/>
+          <w:b/>
+          <w:color w:val="111111"/>
+          <w:sz w:val="21"/>
+        </w:rPr>
+        <w:t>SELECT COUNT(*)</w:t>
+      </w:r>
+      <w:r>
+        <w:rPr>
+          <w:b/>
+          <w:color w:val="4A4A49"/>
+          <w:sz w:val="22"/>
+        </w:rPr>
+        <w:t xml:space="preserve"> no bloquea nada, y no puede.</w:t>
       </w:r>
       <w:r>
         <w:rPr>
@@ -2314,6 +2395,7 @@
       <w:r>
         <w:rPr>
           <w:rFonts w:ascii="Consolas" w:hAnsi="Consolas"/>
+          <w:b w:val="0"/>
           <w:color w:val="111111"/>
           <w:sz w:val="21"/>
         </w:rPr>
@@ -2330,6 +2412,7 @@
       <w:r>
         <w:rPr>
           <w:rFonts w:ascii="Consolas" w:hAnsi="Consolas"/>
+          <w:b w:val="0"/>
           <w:color w:val="111111"/>
           <w:sz w:val="21"/>
         </w:rPr>
@@ -2362,6 +2445,7 @@
       <w:r>
         <w:rPr>
           <w:rFonts w:ascii="Consolas" w:hAnsi="Consolas"/>
+          <w:b w:val="0"/>
           <w:color w:val="111111"/>
           <w:sz w:val="21"/>
         </w:rPr>
@@ -2698,6 +2782,7 @@
             <w:r>
               <w:rPr>
                 <w:rFonts w:ascii="Consolas" w:hAnsi="Consolas"/>
+                <w:b w:val="0"/>
                 <w:color w:val="111111"/>
                 <w:sz w:val="19"/>
               </w:rPr>
@@ -2730,6 +2815,7 @@
             <w:r>
               <w:rPr>
                 <w:rFonts w:ascii="Consolas" w:hAnsi="Consolas"/>
+                <w:b w:val="0"/>
                 <w:color w:val="111111"/>
                 <w:sz w:val="19"/>
               </w:rPr>
@@ -2794,6 +2880,7 @@
             <w:r>
               <w:rPr>
                 <w:rFonts w:ascii="Consolas" w:hAnsi="Consolas"/>
+                <w:b w:val="0"/>
                 <w:color w:val="111111"/>
                 <w:sz w:val="19"/>
               </w:rPr>
@@ -2810,6 +2897,7 @@
             <w:r>
               <w:rPr>
                 <w:rFonts w:ascii="Consolas" w:hAnsi="Consolas"/>
+                <w:b w:val="0"/>
                 <w:color w:val="111111"/>
                 <w:sz w:val="19"/>
               </w:rPr>
@@ -2826,6 +2914,7 @@
             <w:r>
               <w:rPr>
                 <w:rFonts w:ascii="Consolas" w:hAnsi="Consolas"/>
+                <w:b w:val="0"/>
                 <w:color w:val="111111"/>
                 <w:sz w:val="19"/>
               </w:rPr>
@@ -2842,6 +2931,7 @@
             <w:r>
               <w:rPr>
                 <w:rFonts w:ascii="Consolas" w:hAnsi="Consolas"/>
+                <w:b w:val="0"/>
                 <w:color w:val="111111"/>
                 <w:sz w:val="19"/>
               </w:rPr>
@@ -2874,6 +2964,7 @@
             <w:r>
               <w:rPr>
                 <w:rFonts w:ascii="Consolas" w:hAnsi="Consolas"/>
+                <w:b w:val="0"/>
                 <w:color w:val="111111"/>
                 <w:sz w:val="19"/>
               </w:rPr>
@@ -2925,7 +3016,24 @@
                 <w:color w:val="4A4A49"/>
                 <w:sz w:val="20"/>
               </w:rPr>
-              <w:t>No reintenta el mismo `INSERT`:</w:t>
+              <w:t xml:space="preserve">No reintenta el mismo </w:t>
+            </w:r>
+            <w:r>
+              <w:rPr>
+                <w:rFonts w:ascii="Consolas" w:hAnsi="Consolas"/>
+                <w:b/>
+                <w:color w:val="111111"/>
+                <w:sz w:val="19"/>
+              </w:rPr>
+              <w:t>INSERT</w:t>
+            </w:r>
+            <w:r>
+              <w:rPr>
+                <w:b/>
+                <w:color w:val="4A4A49"/>
+                <w:sz w:val="20"/>
+              </w:rPr>
+              <w:t>:</w:t>
             </w:r>
             <w:r>
               <w:rPr>
@@ -2965,11 +3073,20 @@
             <w:r/>
             <w:r>
               <w:rPr>
+                <w:rFonts w:ascii="Consolas" w:hAnsi="Consolas"/>
+                <w:b/>
+                <w:color w:val="111111"/>
+                <w:sz w:val="19"/>
+              </w:rPr>
+              <w:t>SELECT ... FOR UPDATE</w:t>
+            </w:r>
+            <w:r>
+              <w:rPr>
                 <w:b/>
                 <w:color w:val="4A4A49"/>
                 <w:sz w:val="20"/>
               </w:rPr>
-              <w:t>`SELECT ... FOR UPDATE` sobre una fila que si exista</w:t>
+              <w:t xml:space="preserve"> sobre una fila que si exista</w:t>
             </w:r>
             <w:r>
               <w:rPr>
@@ -2982,6 +3099,7 @@
             <w:r>
               <w:rPr>
                 <w:rFonts w:ascii="Consolas" w:hAnsi="Consolas"/>
+                <w:b w:val="0"/>
                 <w:color w:val="111111"/>
                 <w:sz w:val="19"/>
               </w:rPr>
@@ -2998,6 +3116,7 @@
             <w:r>
               <w:rPr>
                 <w:rFonts w:ascii="Consolas" w:hAnsi="Consolas"/>
+                <w:b w:val="0"/>
                 <w:color w:val="111111"/>
                 <w:sz w:val="19"/>
               </w:rPr>
@@ -3014,6 +3133,7 @@
             <w:r>
               <w:rPr>
                 <w:rFonts w:ascii="Consolas" w:hAnsi="Consolas"/>
+                <w:b w:val="0"/>
                 <w:color w:val="111111"/>
                 <w:sz w:val="19"/>
               </w:rPr>
@@ -3055,6 +3175,7 @@
             <w:r>
               <w:rPr>
                 <w:rFonts w:ascii="Consolas" w:hAnsi="Consolas"/>
+                <w:b w:val="0"/>
                 <w:color w:val="111111"/>
                 <w:sz w:val="19"/>
               </w:rPr>
@@ -3144,6 +3265,7 @@
             <w:r>
               <w:rPr>
                 <w:rFonts w:ascii="Consolas" w:hAnsi="Consolas"/>
+                <w:b w:val="0"/>
                 <w:color w:val="111111"/>
                 <w:sz w:val="19"/>
               </w:rPr>
@@ -3160,6 +3282,7 @@
             <w:r>
               <w:rPr>
                 <w:rFonts w:ascii="Consolas" w:hAnsi="Consolas"/>
+                <w:b w:val="0"/>
                 <w:color w:val="111111"/>
                 <w:sz w:val="19"/>
               </w:rPr>
@@ -3193,6 +3316,7 @@
             <w:r>
               <w:rPr>
                 <w:rFonts w:ascii="Consolas" w:hAnsi="Consolas"/>
+                <w:b w:val="0"/>
                 <w:color w:val="111111"/>
                 <w:sz w:val="19"/>
               </w:rPr>
@@ -3209,6 +3333,7 @@
             <w:r>
               <w:rPr>
                 <w:rFonts w:ascii="Consolas" w:hAnsi="Consolas"/>
+                <w:b w:val="0"/>
                 <w:color w:val="111111"/>
                 <w:sz w:val="19"/>
               </w:rPr>
@@ -3266,11 +3391,12 @@
             <w:r/>
             <w:r>
               <w:rPr>
+                <w:rFonts w:ascii="Consolas" w:hAnsi="Consolas"/>
                 <w:b/>
-                <w:color w:val="4A4A49"/>
-                <w:sz w:val="20"/>
-              </w:rPr>
-              <w:t>`SET TRANSACTION ISOLATION LEVEL SERIALIZABLE`</w:t>
+                <w:color w:val="111111"/>
+                <w:sz w:val="19"/>
+              </w:rPr>
+              <w:t>SET TRANSACTION ISOLATION LEVEL SERIALIZABLE</w:t>
             </w:r>
             <w:r>
               <w:rPr>
@@ -3395,6 +3521,7 @@
             <w:r>
               <w:rPr>
                 <w:rFonts w:ascii="Consolas" w:hAnsi="Consolas"/>
+                <w:b w:val="0"/>
                 <w:color w:val="111111"/>
                 <w:sz w:val="19"/>
               </w:rPr>
@@ -3497,6 +3624,7 @@
       <w:r>
         <w:rPr>
           <w:rFonts w:ascii="Consolas" w:hAnsi="Consolas"/>
+          <w:b w:val="0"/>
           <w:color w:val="111111"/>
           <w:sz w:val="21"/>
         </w:rPr>
@@ -3513,6 +3641,7 @@
       <w:r>
         <w:rPr>
           <w:rFonts w:ascii="Consolas" w:hAnsi="Consolas"/>
+          <w:b w:val="0"/>
           <w:color w:val="111111"/>
           <w:sz w:val="21"/>
         </w:rPr>
@@ -3561,6 +3690,7 @@
       <w:r>
         <w:rPr>
           <w:rFonts w:ascii="Consolas" w:hAnsi="Consolas"/>
+          <w:b w:val="0"/>
           <w:color w:val="111111"/>
           <w:sz w:val="21"/>
         </w:rPr>
@@ -3614,7 +3744,24 @@
           <w:color w:val="4A4A49"/>
           <w:sz w:val="22"/>
         </w:rPr>
-        <w:t>6 pts que quede senalado con precision el intervalo en que las dos leyeron `COUNT(*) = 0` antes de que cualquiera insertara</w:t>
+        <w:t xml:space="preserve">6 pts que quede senalado con precision el intervalo en que las dos leyeron </w:t>
+      </w:r>
+      <w:r>
+        <w:rPr>
+          <w:rFonts w:ascii="Consolas" w:hAnsi="Consolas"/>
+          <w:b/>
+          <w:color w:val="111111"/>
+          <w:sz w:val="21"/>
+        </w:rPr>
+        <w:t>COUNT(*) = 0</w:t>
+      </w:r>
+      <w:r>
+        <w:rPr>
+          <w:b/>
+          <w:color w:val="4A4A49"/>
+          <w:sz w:val="22"/>
+        </w:rPr>
+        <w:t xml:space="preserve"> antes de que cualquiera insertara</w:t>
       </w:r>
       <w:r>
         <w:rPr>
@@ -3651,7 +3798,24 @@
           <w:color w:val="4A4A49"/>
           <w:sz w:val="22"/>
         </w:rPr>
-        <w:t>5 pts — el nombre de la anomalia y por que `READ COMMITTED` no la evita.</w:t>
+        <w:t xml:space="preserve">5 pts — el nombre de la anomalia y por que </w:t>
+      </w:r>
+      <w:r>
+        <w:rPr>
+          <w:rFonts w:ascii="Consolas" w:hAnsi="Consolas"/>
+          <w:b/>
+          <w:color w:val="111111"/>
+          <w:sz w:val="21"/>
+        </w:rPr>
+        <w:t>READ COMMITTED</w:t>
+      </w:r>
+      <w:r>
+        <w:rPr>
+          <w:b/>
+          <w:color w:val="4A4A49"/>
+          <w:sz w:val="22"/>
+        </w:rPr>
+        <w:t xml:space="preserve"> no la evita.</w:t>
       </w:r>
       <w:r>
         <w:rPr>
@@ -3715,7 +3879,24 @@
           <w:color w:val="4A4A49"/>
           <w:sz w:val="22"/>
         </w:rPr>
-        <w:t>llegar a que un `SELECT COUNT(*)` no bloquea nada porque la fila del conflicto todavia no existe</w:t>
+        <w:t xml:space="preserve">llegar a que un </w:t>
+      </w:r>
+      <w:r>
+        <w:rPr>
+          <w:rFonts w:ascii="Consolas" w:hAnsi="Consolas"/>
+          <w:b/>
+          <w:color w:val="111111"/>
+          <w:sz w:val="21"/>
+        </w:rPr>
+        <w:t>SELECT COUNT(*)</w:t>
+      </w:r>
+      <w:r>
+        <w:rPr>
+          <w:b/>
+          <w:color w:val="4A4A49"/>
+          <w:sz w:val="22"/>
+        </w:rPr>
+        <w:t xml:space="preserve"> no bloquea nada porque la fila del conflicto todavia no existe</w:t>
       </w:r>
       <w:r>
         <w:rPr>
@@ -3823,6 +4004,7 @@
       <w:r>
         <w:rPr>
           <w:rFonts w:ascii="Consolas" w:hAnsi="Consolas"/>
+          <w:b w:val="0"/>
           <w:color w:val="111111"/>
           <w:sz w:val="21"/>
         </w:rPr>
@@ -3839,6 +4021,7 @@
       <w:r>
         <w:rPr>
           <w:rFonts w:ascii="Consolas" w:hAnsi="Consolas"/>
+          <w:b w:val="0"/>
           <w:color w:val="111111"/>
           <w:sz w:val="21"/>
         </w:rPr>
@@ -3855,6 +4038,7 @@
       <w:r>
         <w:rPr>
           <w:rFonts w:ascii="Consolas" w:hAnsi="Consolas"/>
+          <w:b w:val="0"/>
           <w:color w:val="111111"/>
           <w:sz w:val="21"/>
         </w:rPr>
@@ -3871,6 +4055,7 @@
       <w:r>
         <w:rPr>
           <w:rFonts w:ascii="Consolas" w:hAnsi="Consolas"/>
+          <w:b w:val="0"/>
           <w:color w:val="111111"/>
           <w:sz w:val="21"/>
         </w:rPr>
@@ -4014,7 +4199,24 @@
           <w:color w:val="4A4A49"/>
           <w:sz w:val="22"/>
         </w:rPr>
-        <w:t>Decir que `READ COMMITTED` «lee datos sucios» o que «lee mal».</w:t>
+        <w:t xml:space="preserve">Decir que </w:t>
+      </w:r>
+      <w:r>
+        <w:rPr>
+          <w:rFonts w:ascii="Consolas" w:hAnsi="Consolas"/>
+          <w:b/>
+          <w:color w:val="111111"/>
+          <w:sz w:val="21"/>
+        </w:rPr>
+        <w:t>READ COMMITTED</w:t>
+      </w:r>
+      <w:r>
+        <w:rPr>
+          <w:b/>
+          <w:color w:val="4A4A49"/>
+          <w:sz w:val="22"/>
+        </w:rPr>
+        <w:t xml:space="preserve"> «lee datos sucios» o que «lee mal».</w:t>
       </w:r>
       <w:r>
         <w:rPr>
@@ -4043,6 +4245,7 @@
       <w:r>
         <w:rPr>
           <w:rFonts w:ascii="Consolas" w:hAnsi="Consolas"/>
+          <w:b w:val="0"/>
           <w:color w:val="111111"/>
           <w:sz w:val="21"/>
         </w:rPr>
@@ -4067,7 +4270,41 @@
           <w:color w:val="4A4A49"/>
           <w:sz w:val="22"/>
         </w:rPr>
-        <w:t>Proponer «poner el `SELECT` y el `INSERT` mas cerca» o «hacer la transaccion mas rapida» como mitigacion.</w:t>
+        <w:t xml:space="preserve">Proponer «poner el </w:t>
+      </w:r>
+      <w:r>
+        <w:rPr>
+          <w:rFonts w:ascii="Consolas" w:hAnsi="Consolas"/>
+          <w:b/>
+          <w:color w:val="111111"/>
+          <w:sz w:val="21"/>
+        </w:rPr>
+        <w:t>SELECT</w:t>
+      </w:r>
+      <w:r>
+        <w:rPr>
+          <w:b/>
+          <w:color w:val="4A4A49"/>
+          <w:sz w:val="22"/>
+        </w:rPr>
+        <w:t xml:space="preserve"> y el </w:t>
+      </w:r>
+      <w:r>
+        <w:rPr>
+          <w:rFonts w:ascii="Consolas" w:hAnsi="Consolas"/>
+          <w:b/>
+          <w:color w:val="111111"/>
+          <w:sz w:val="21"/>
+        </w:rPr>
+        <w:t>INSERT</w:t>
+      </w:r>
+      <w:r>
+        <w:rPr>
+          <w:b/>
+          <w:color w:val="4A4A49"/>
+          <w:sz w:val="22"/>
+        </w:rPr>
+        <w:t xml:space="preserve"> mas cerca» o «hacer la transaccion mas rapida» como mitigacion.</w:t>
       </w:r>
       <w:r>
         <w:rPr>
@@ -4104,7 +4341,41 @@
           <w:color w:val="4A4A49"/>
           <w:sz w:val="22"/>
         </w:rPr>
-        <w:t>Afirmar que un `SELECT ... FOR UPDATE` sobre `cita` resolveria el problema.</w:t>
+        <w:t xml:space="preserve">Afirmar que un </w:t>
+      </w:r>
+      <w:r>
+        <w:rPr>
+          <w:rFonts w:ascii="Consolas" w:hAnsi="Consolas"/>
+          <w:b/>
+          <w:color w:val="111111"/>
+          <w:sz w:val="21"/>
+        </w:rPr>
+        <w:t>SELECT ... FOR UPDATE</w:t>
+      </w:r>
+      <w:r>
+        <w:rPr>
+          <w:b/>
+          <w:color w:val="4A4A49"/>
+          <w:sz w:val="22"/>
+        </w:rPr>
+        <w:t xml:space="preserve"> sobre </w:t>
+      </w:r>
+      <w:r>
+        <w:rPr>
+          <w:rFonts w:ascii="Consolas" w:hAnsi="Consolas"/>
+          <w:b/>
+          <w:color w:val="111111"/>
+          <w:sz w:val="21"/>
+        </w:rPr>
+        <w:t>cita</w:t>
+      </w:r>
+      <w:r>
+        <w:rPr>
+          <w:b/>
+          <w:color w:val="4A4A49"/>
+          <w:sz w:val="22"/>
+        </w:rPr>
+        <w:t xml:space="preserve"> resolveria el problema.</w:t>
       </w:r>
       <w:r>
         <w:rPr>
@@ -4154,6 +4425,7 @@
       <w:r>
         <w:rPr>
           <w:rFonts w:ascii="Consolas" w:hAnsi="Consolas"/>
+          <w:b w:val="0"/>
           <w:color w:val="111111"/>
           <w:sz w:val="21"/>
         </w:rPr>
@@ -4170,6 +4442,7 @@
       <w:r>
         <w:rPr>
           <w:rFonts w:ascii="Consolas" w:hAnsi="Consolas"/>
+          <w:b w:val="0"/>
           <w:color w:val="111111"/>
           <w:sz w:val="21"/>
         </w:rPr>
@@ -4239,6 +4512,7 @@
       <w:r>
         <w:rPr>
           <w:rFonts w:ascii="Consolas" w:hAnsi="Consolas"/>
+          <w:b w:val="0"/>
           <w:color w:val="111111"/>
           <w:sz w:val="21"/>
         </w:rPr>
@@ -4255,6 +4529,7 @@
       <w:r>
         <w:rPr>
           <w:rFonts w:ascii="Consolas" w:hAnsi="Consolas"/>
+          <w:b w:val="0"/>
           <w:color w:val="111111"/>
           <w:sz w:val="21"/>
         </w:rPr>
@@ -6493,6 +6768,7 @@
       <w:r>
         <w:rPr>
           <w:rFonts w:ascii="Consolas" w:hAnsi="Consolas"/>
+          <w:b w:val="0"/>
           <w:color w:val="111111"/>
           <w:sz w:val="21"/>
         </w:rPr>
@@ -6525,6 +6801,7 @@
       <w:r>
         <w:rPr>
           <w:rFonts w:ascii="Consolas" w:hAnsi="Consolas"/>
+          <w:b w:val="0"/>
           <w:color w:val="111111"/>
           <w:sz w:val="21"/>
         </w:rPr>
@@ -6544,7 +6821,16 @@
           <w:color w:val="4A4A49"/>
           <w:sz w:val="22"/>
         </w:rPr>
-        <w:t>la franja duplicada con `COUNT(*) = 2`</w:t>
+        <w:t xml:space="preserve">la franja duplicada con </w:t>
+      </w:r>
+      <w:r>
+        <w:rPr>
+          <w:rFonts w:ascii="Consolas" w:hAnsi="Consolas"/>
+          <w:b/>
+          <w:color w:val="111111"/>
+          <w:sz w:val="21"/>
+        </w:rPr>
+        <w:t>COUNT(*) = 2</w:t>
       </w:r>
       <w:r>
         <w:rPr>
@@ -6594,6 +6880,7 @@
       <w:r>
         <w:rPr>
           <w:rFonts w:ascii="Consolas" w:hAnsi="Consolas"/>
+          <w:b w:val="0"/>
           <w:color w:val="111111"/>
           <w:sz w:val="21"/>
         </w:rPr>
@@ -6610,6 +6897,7 @@
       <w:r>
         <w:rPr>
           <w:rFonts w:ascii="Consolas" w:hAnsi="Consolas"/>
+          <w:b w:val="0"/>
           <w:color w:val="111111"/>
           <w:sz w:val="21"/>
         </w:rPr>
@@ -6629,7 +6917,16 @@
           <w:color w:val="4A4A49"/>
           <w:sz w:val="22"/>
         </w:rPr>
-        <w:t>4 pts la condicion `WHERE estado &lt;&gt; 'CANCELADA'`</w:t>
+        <w:t xml:space="preserve">4 pts la condicion </w:t>
+      </w:r>
+      <w:r>
+        <w:rPr>
+          <w:rFonts w:ascii="Consolas" w:hAnsi="Consolas"/>
+          <w:b/>
+          <w:color w:val="111111"/>
+          <w:sz w:val="21"/>
+        </w:rPr>
+        <w:t>WHERE estado &lt;&gt; 'CANCELADA'</w:t>
       </w:r>
       <w:r>
         <w:rPr>
@@ -6642,6 +6939,7 @@
       <w:r>
         <w:rPr>
           <w:rFonts w:ascii="Consolas" w:hAnsi="Consolas"/>
+          <w:b w:val="0"/>
           <w:color w:val="111111"/>
           <w:sz w:val="21"/>
         </w:rPr>
@@ -6658,6 +6956,7 @@
       <w:r>
         <w:rPr>
           <w:rFonts w:ascii="Consolas" w:hAnsi="Consolas"/>
+          <w:b w:val="0"/>
           <w:color w:val="111111"/>
           <w:sz w:val="21"/>
         </w:rPr>
@@ -6674,6 +6973,7 @@
       <w:r>
         <w:rPr>
           <w:rFonts w:ascii="Consolas" w:hAnsi="Consolas"/>
+          <w:b w:val="0"/>
           <w:color w:val="111111"/>
           <w:sz w:val="21"/>
         </w:rPr>
@@ -6706,6 +7006,7 @@
       <w:r>
         <w:rPr>
           <w:rFonts w:ascii="Consolas" w:hAnsi="Consolas"/>
+          <w:b w:val="0"/>
           <w:color w:val="111111"/>
           <w:sz w:val="21"/>
         </w:rPr>
@@ -6759,6 +7060,7 @@
       <w:r>
         <w:rPr>
           <w:rFonts w:ascii="Consolas" w:hAnsi="Consolas"/>
+          <w:b w:val="0"/>
           <w:color w:val="111111"/>
           <w:sz w:val="21"/>
         </w:rPr>
@@ -6775,6 +7077,7 @@
       <w:r>
         <w:rPr>
           <w:rFonts w:ascii="Consolas" w:hAnsi="Consolas"/>
+          <w:b w:val="0"/>
           <w:color w:val="111111"/>
           <w:sz w:val="21"/>
         </w:rPr>
@@ -6791,6 +7094,7 @@
       <w:r>
         <w:rPr>
           <w:rFonts w:ascii="Consolas" w:hAnsi="Consolas"/>
+          <w:b w:val="0"/>
           <w:color w:val="111111"/>
           <w:sz w:val="21"/>
         </w:rPr>
@@ -6807,6 +7111,7 @@
       <w:r>
         <w:rPr>
           <w:rFonts w:ascii="Consolas" w:hAnsi="Consolas"/>
+          <w:b w:val="0"/>
           <w:color w:val="111111"/>
           <w:sz w:val="21"/>
         </w:rPr>
@@ -6823,6 +7128,7 @@
       <w:r>
         <w:rPr>
           <w:rFonts w:ascii="Consolas" w:hAnsi="Consolas"/>
+          <w:b w:val="0"/>
           <w:color w:val="111111"/>
           <w:sz w:val="21"/>
         </w:rPr>
@@ -6839,6 +7145,7 @@
       <w:r>
         <w:rPr>
           <w:rFonts w:ascii="Consolas" w:hAnsi="Consolas"/>
+          <w:b w:val="0"/>
           <w:color w:val="111111"/>
           <w:sz w:val="21"/>
         </w:rPr>
@@ -6855,6 +7162,7 @@
       <w:r>
         <w:rPr>
           <w:rFonts w:ascii="Consolas" w:hAnsi="Consolas"/>
+          <w:b w:val="0"/>
           <w:color w:val="111111"/>
           <w:sz w:val="21"/>
         </w:rPr>
@@ -6871,6 +7179,7 @@
       <w:r>
         <w:rPr>
           <w:rFonts w:ascii="Consolas" w:hAnsi="Consolas"/>
+          <w:b w:val="0"/>
           <w:color w:val="111111"/>
           <w:sz w:val="21"/>
         </w:rPr>
@@ -6908,6 +7217,7 @@
       <w:r>
         <w:rPr>
           <w:rFonts w:ascii="Consolas" w:hAnsi="Consolas"/>
+          <w:b w:val="0"/>
           <w:color w:val="111111"/>
           <w:sz w:val="21"/>
         </w:rPr>
@@ -6924,6 +7234,7 @@
       <w:r>
         <w:rPr>
           <w:rFonts w:ascii="Consolas" w:hAnsi="Consolas"/>
+          <w:b w:val="0"/>
           <w:color w:val="111111"/>
           <w:sz w:val="21"/>
         </w:rPr>
@@ -6956,6 +7267,7 @@
       <w:r>
         <w:rPr>
           <w:rFonts w:ascii="Consolas" w:hAnsi="Consolas"/>
+          <w:b w:val="0"/>
           <w:color w:val="111111"/>
           <w:sz w:val="21"/>
         </w:rPr>
@@ -6972,6 +7284,7 @@
       <w:r>
         <w:rPr>
           <w:rFonts w:ascii="Consolas" w:hAnsi="Consolas"/>
+          <w:b w:val="0"/>
           <w:color w:val="111111"/>
           <w:sz w:val="21"/>
         </w:rPr>
@@ -7025,6 +7338,7 @@
       <w:r>
         <w:rPr>
           <w:rFonts w:ascii="Consolas" w:hAnsi="Consolas"/>
+          <w:b w:val="0"/>
           <w:color w:val="111111"/>
           <w:sz w:val="21"/>
         </w:rPr>
@@ -7041,6 +7355,7 @@
       <w:r>
         <w:rPr>
           <w:rFonts w:ascii="Consolas" w:hAnsi="Consolas"/>
+          <w:b w:val="0"/>
           <w:color w:val="111111"/>
           <w:sz w:val="21"/>
         </w:rPr>
@@ -7126,6 +7441,7 @@
       <w:r>
         <w:rPr>
           <w:rFonts w:ascii="Consolas" w:hAnsi="Consolas"/>
+          <w:b w:val="0"/>
           <w:color w:val="111111"/>
           <w:sz w:val="21"/>
         </w:rPr>
@@ -7192,6 +7508,7 @@
       <w:r>
         <w:rPr>
           <w:rFonts w:ascii="Consolas" w:hAnsi="Consolas"/>
+          <w:b w:val="0"/>
           <w:color w:val="111111"/>
           <w:sz w:val="21"/>
         </w:rPr>
@@ -7232,7 +7549,24 @@
           <w:color w:val="4A4A49"/>
           <w:sz w:val="22"/>
         </w:rPr>
-        <w:t>El `UNIQUE` total, sin la condicion parcial.</w:t>
+        <w:t xml:space="preserve">El </w:t>
+      </w:r>
+      <w:r>
+        <w:rPr>
+          <w:rFonts w:ascii="Consolas" w:hAnsi="Consolas"/>
+          <w:b/>
+          <w:color w:val="111111"/>
+          <w:sz w:val="21"/>
+        </w:rPr>
+        <w:t>UNIQUE</w:t>
+      </w:r>
+      <w:r>
+        <w:rPr>
+          <w:b/>
+          <w:color w:val="4A4A49"/>
+          <w:sz w:val="22"/>
+        </w:rPr>
+        <w:t xml:space="preserve"> total, sin la condicion parcial.</w:t>
       </w:r>
       <w:r>
         <w:rPr>
@@ -7245,6 +7579,7 @@
       <w:r>
         <w:rPr>
           <w:rFonts w:ascii="Consolas" w:hAnsi="Consolas"/>
+          <w:b w:val="0"/>
           <w:color w:val="111111"/>
           <w:sz w:val="21"/>
         </w:rPr>
@@ -7261,6 +7596,7 @@
       <w:r>
         <w:rPr>
           <w:rFonts w:ascii="Consolas" w:hAnsi="Consolas"/>
+          <w:b w:val="0"/>
           <w:color w:val="111111"/>
           <w:sz w:val="21"/>
         </w:rPr>
@@ -7301,7 +7637,24 @@
           <w:color w:val="4A4A49"/>
           <w:sz w:val="22"/>
         </w:rPr>
-        <w:t>Olvidar el `DELETE` del paso 3</w:t>
+        <w:t xml:space="preserve">Olvidar el </w:t>
+      </w:r>
+      <w:r>
+        <w:rPr>
+          <w:rFonts w:ascii="Consolas" w:hAnsi="Consolas"/>
+          <w:b/>
+          <w:color w:val="111111"/>
+          <w:sz w:val="21"/>
+        </w:rPr>
+        <w:t>DELETE</w:t>
+      </w:r>
+      <w:r>
+        <w:rPr>
+          <w:b/>
+          <w:color w:val="4A4A49"/>
+          <w:sz w:val="22"/>
+        </w:rPr>
+        <w:t xml:space="preserve"> del paso 3</w:t>
       </w:r>
       <w:r>
         <w:rPr>
@@ -7314,6 +7667,7 @@
       <w:r>
         <w:rPr>
           <w:rFonts w:ascii="Consolas" w:hAnsi="Consolas"/>
+          <w:b w:val="0"/>
           <w:color w:val="111111"/>
           <w:sz w:val="21"/>
         </w:rPr>
@@ -7354,7 +7708,24 @@
           <w:color w:val="4A4A49"/>
           <w:sz w:val="22"/>
         </w:rPr>
-        <w:t>Capturar `WHEN OTHERS` y anotar «OK rechazada» sin mirar el error.</w:t>
+        <w:t xml:space="preserve">Capturar </w:t>
+      </w:r>
+      <w:r>
+        <w:rPr>
+          <w:rFonts w:ascii="Consolas" w:hAnsi="Consolas"/>
+          <w:b/>
+          <w:color w:val="111111"/>
+          <w:sz w:val="21"/>
+        </w:rPr>
+        <w:t>WHEN OTHERS</w:t>
+      </w:r>
+      <w:r>
+        <w:rPr>
+          <w:b/>
+          <w:color w:val="4A4A49"/>
+          <w:sz w:val="22"/>
+        </w:rPr>
+        <w:t xml:space="preserve"> y anotar «OK rechazada» sin mirar el error.</w:t>
       </w:r>
       <w:r>
         <w:rPr>
@@ -7367,6 +7738,7 @@
       <w:r>
         <w:rPr>
           <w:rFonts w:ascii="Consolas" w:hAnsi="Consolas"/>
+          <w:b w:val="0"/>
           <w:color w:val="111111"/>
           <w:sz w:val="21"/>
         </w:rPr>
@@ -7383,6 +7755,7 @@
       <w:r>
         <w:rPr>
           <w:rFonts w:ascii="Consolas" w:hAnsi="Consolas"/>
+          <w:b w:val="0"/>
           <w:color w:val="111111"/>
           <w:sz w:val="21"/>
         </w:rPr>
@@ -7399,6 +7772,7 @@
       <w:r>
         <w:rPr>
           <w:rFonts w:ascii="Consolas" w:hAnsi="Consolas"/>
+          <w:b w:val="0"/>
           <w:color w:val="111111"/>
           <w:sz w:val="21"/>
         </w:rPr>
@@ -7415,6 +7789,7 @@
       <w:r>
         <w:rPr>
           <w:rFonts w:ascii="Consolas" w:hAnsi="Consolas"/>
+          <w:b w:val="0"/>
           <w:color w:val="111111"/>
           <w:sz w:val="21"/>
         </w:rPr>
@@ -7452,6 +7827,7 @@
       <w:r>
         <w:rPr>
           <w:rFonts w:ascii="Consolas" w:hAnsi="Consolas"/>
+          <w:b w:val="0"/>
           <w:color w:val="111111"/>
           <w:sz w:val="21"/>
         </w:rPr>
@@ -7521,6 +7897,7 @@
       <w:r>
         <w:rPr>
           <w:rFonts w:ascii="Consolas" w:hAnsi="Consolas"/>
+          <w:b w:val="0"/>
           <w:color w:val="111111"/>
           <w:sz w:val="21"/>
         </w:rPr>
@@ -9838,7 +10215,41 @@
           <w:color w:val="4A4A49"/>
           <w:sz w:val="22"/>
         </w:rPr>
-        <w:t>6 pts — `fn_tomar_stock` con el `UPDATE` condicional y su prueba.</w:t>
+        <w:t xml:space="preserve">6 pts — </w:t>
+      </w:r>
+      <w:r>
+        <w:rPr>
+          <w:rFonts w:ascii="Consolas" w:hAnsi="Consolas"/>
+          <w:b/>
+          <w:color w:val="111111"/>
+          <w:sz w:val="21"/>
+        </w:rPr>
+        <w:t>fn_tomar_stock</w:t>
+      </w:r>
+      <w:r>
+        <w:rPr>
+          <w:b/>
+          <w:color w:val="4A4A49"/>
+          <w:sz w:val="22"/>
+        </w:rPr>
+        <w:t xml:space="preserve"> con el </w:t>
+      </w:r>
+      <w:r>
+        <w:rPr>
+          <w:rFonts w:ascii="Consolas" w:hAnsi="Consolas"/>
+          <w:b/>
+          <w:color w:val="111111"/>
+          <w:sz w:val="21"/>
+        </w:rPr>
+        <w:t>UPDATE</w:t>
+      </w:r>
+      <w:r>
+        <w:rPr>
+          <w:b/>
+          <w:color w:val="4A4A49"/>
+          <w:sz w:val="22"/>
+        </w:rPr>
+        <w:t xml:space="preserve"> condicional y su prueba.</w:t>
       </w:r>
       <w:r>
         <w:rPr>
@@ -9851,6 +10262,7 @@
       <w:r>
         <w:rPr>
           <w:rFonts w:ascii="Consolas" w:hAnsi="Consolas"/>
+          <w:b w:val="0"/>
           <w:color w:val="111111"/>
           <w:sz w:val="21"/>
         </w:rPr>
@@ -9867,6 +10279,7 @@
       <w:r>
         <w:rPr>
           <w:rFonts w:ascii="Consolas" w:hAnsi="Consolas"/>
+          <w:b w:val="0"/>
           <w:color w:val="111111"/>
           <w:sz w:val="21"/>
         </w:rPr>
@@ -9883,6 +10296,7 @@
       <w:r>
         <w:rPr>
           <w:rFonts w:ascii="Consolas" w:hAnsi="Consolas"/>
+          <w:b w:val="0"/>
           <w:color w:val="111111"/>
           <w:sz w:val="21"/>
         </w:rPr>
@@ -9898,11 +10312,29 @@
       </w:r>
       <w:r>
         <w:rPr>
+          <w:rFonts w:ascii="Consolas" w:hAnsi="Consolas"/>
           <w:b/>
-          <w:color w:val="4A4A49"/>
-          <w:sz w:val="22"/>
-        </w:rPr>
-        <w:t>`true` y luego `false`</w:t>
+          <w:color w:val="111111"/>
+          <w:sz w:val="21"/>
+        </w:rPr>
+        <w:t>true</w:t>
+      </w:r>
+      <w:r>
+        <w:rPr>
+          <w:b/>
+          <w:color w:val="4A4A49"/>
+          <w:sz w:val="22"/>
+        </w:rPr>
+        <w:t xml:space="preserve"> y luego </w:t>
+      </w:r>
+      <w:r>
+        <w:rPr>
+          <w:rFonts w:ascii="Consolas" w:hAnsi="Consolas"/>
+          <w:b/>
+          <w:color w:val="111111"/>
+          <w:sz w:val="21"/>
+        </w:rPr>
+        <w:t>false</w:t>
       </w:r>
       <w:r>
         <w:rPr>
@@ -9931,6 +10363,7 @@
       <w:r>
         <w:rPr>
           <w:rFonts w:ascii="Consolas" w:hAnsi="Consolas"/>
+          <w:b w:val="0"/>
           <w:color w:val="111111"/>
           <w:sz w:val="21"/>
         </w:rPr>
@@ -9947,6 +10380,7 @@
       <w:r>
         <w:rPr>
           <w:rFonts w:ascii="Consolas" w:hAnsi="Consolas"/>
+          <w:b w:val="0"/>
           <w:color w:val="111111"/>
           <w:sz w:val="21"/>
         </w:rPr>
@@ -9971,7 +10405,24 @@
           <w:color w:val="4A4A49"/>
           <w:sz w:val="22"/>
         </w:rPr>
-        <w:t>6 pts — los bloques `DO` con bloqueo explicito.</w:t>
+        <w:t xml:space="preserve">6 pts — los bloques </w:t>
+      </w:r>
+      <w:r>
+        <w:rPr>
+          <w:rFonts w:ascii="Consolas" w:hAnsi="Consolas"/>
+          <w:b/>
+          <w:color w:val="111111"/>
+          <w:sz w:val="21"/>
+        </w:rPr>
+        <w:t>DO</w:t>
+      </w:r>
+      <w:r>
+        <w:rPr>
+          <w:b/>
+          <w:color w:val="4A4A49"/>
+          <w:sz w:val="22"/>
+        </w:rPr>
+        <w:t xml:space="preserve"> con bloqueo explicito.</w:t>
       </w:r>
       <w:r>
         <w:rPr>
@@ -9984,6 +10435,7 @@
       <w:r>
         <w:rPr>
           <w:rFonts w:ascii="Consolas" w:hAnsi="Consolas"/>
+          <w:b w:val="0"/>
           <w:color w:val="111111"/>
           <w:sz w:val="21"/>
         </w:rPr>
@@ -10000,6 +10452,7 @@
       <w:r>
         <w:rPr>
           <w:rFonts w:ascii="Consolas" w:hAnsi="Consolas"/>
+          <w:b w:val="0"/>
           <w:color w:val="111111"/>
           <w:sz w:val="21"/>
         </w:rPr>
@@ -10016,6 +10469,7 @@
       <w:r>
         <w:rPr>
           <w:rFonts w:ascii="Consolas" w:hAnsi="Consolas"/>
+          <w:b w:val="0"/>
           <w:color w:val="111111"/>
           <w:sz w:val="21"/>
         </w:rPr>
@@ -10031,11 +10485,29 @@
       </w:r>
       <w:r>
         <w:rPr>
+          <w:rFonts w:ascii="Consolas" w:hAnsi="Consolas"/>
           <w:b/>
-          <w:color w:val="4A4A49"/>
-          <w:sz w:val="22"/>
-        </w:rPr>
-        <w:t>`NOWAIT` o `SKIP LOCKED`</w:t>
+          <w:color w:val="111111"/>
+          <w:sz w:val="21"/>
+        </w:rPr>
+        <w:t>NOWAIT</w:t>
+      </w:r>
+      <w:r>
+        <w:rPr>
+          <w:b/>
+          <w:color w:val="4A4A49"/>
+          <w:sz w:val="22"/>
+        </w:rPr>
+        <w:t xml:space="preserve"> o </w:t>
+      </w:r>
+      <w:r>
+        <w:rPr>
+          <w:rFonts w:ascii="Consolas" w:hAnsi="Consolas"/>
+          <w:b/>
+          <w:color w:val="111111"/>
+          <w:sz w:val="21"/>
+        </w:rPr>
+        <w:t>SKIP LOCKED</w:t>
       </w:r>
       <w:r>
         <w:rPr>
@@ -10072,7 +10544,24 @@
           <w:color w:val="4A4A49"/>
           <w:sz w:val="22"/>
         </w:rPr>
-        <w:t>4 pts — la diferencia entre los tres comportamientos, explicada en comentarios `--`.</w:t>
+        <w:t xml:space="preserve">4 pts — la diferencia entre los tres comportamientos, explicada en comentarios </w:t>
+      </w:r>
+      <w:r>
+        <w:rPr>
+          <w:rFonts w:ascii="Consolas" w:hAnsi="Consolas"/>
+          <w:b/>
+          <w:color w:val="111111"/>
+          <w:sz w:val="21"/>
+        </w:rPr>
+        <w:t>--</w:t>
+      </w:r>
+      <w:r>
+        <w:rPr>
+          <w:b/>
+          <w:color w:val="4A4A49"/>
+          <w:sz w:val="22"/>
+        </w:rPr>
+        <w:t>.</w:t>
       </w:r>
       <w:r>
         <w:rPr>
@@ -10085,6 +10574,7 @@
       <w:r>
         <w:rPr>
           <w:rFonts w:ascii="Consolas" w:hAnsi="Consolas"/>
+          <w:b w:val="0"/>
           <w:color w:val="111111"/>
           <w:sz w:val="21"/>
         </w:rPr>
@@ -10117,6 +10607,7 @@
       <w:r>
         <w:rPr>
           <w:rFonts w:ascii="Consolas" w:hAnsi="Consolas"/>
+          <w:b w:val="0"/>
           <w:color w:val="111111"/>
           <w:sz w:val="21"/>
         </w:rPr>
@@ -10149,6 +10640,7 @@
       <w:r>
         <w:rPr>
           <w:rFonts w:ascii="Consolas" w:hAnsi="Consolas"/>
+          <w:b w:val="0"/>
           <w:color w:val="111111"/>
           <w:sz w:val="21"/>
         </w:rPr>
@@ -10181,6 +10673,7 @@
       <w:r>
         <w:rPr>
           <w:rFonts w:ascii="Consolas" w:hAnsi="Consolas"/>
+          <w:b w:val="0"/>
           <w:color w:val="111111"/>
           <w:sz w:val="21"/>
         </w:rPr>
@@ -10213,6 +10706,7 @@
       <w:r>
         <w:rPr>
           <w:rFonts w:ascii="Consolas" w:hAnsi="Consolas"/>
+          <w:b w:val="0"/>
           <w:color w:val="111111"/>
           <w:sz w:val="21"/>
         </w:rPr>
@@ -10229,6 +10723,7 @@
       <w:r>
         <w:rPr>
           <w:rFonts w:ascii="Consolas" w:hAnsi="Consolas"/>
+          <w:b w:val="0"/>
           <w:color w:val="111111"/>
           <w:sz w:val="21"/>
         </w:rPr>
@@ -10383,6 +10878,7 @@
       <w:r>
         <w:rPr>
           <w:rFonts w:ascii="Consolas" w:hAnsi="Consolas"/>
+          <w:b w:val="0"/>
           <w:color w:val="111111"/>
           <w:sz w:val="21"/>
         </w:rPr>
@@ -10399,6 +10895,7 @@
       <w:r>
         <w:rPr>
           <w:rFonts w:ascii="Consolas" w:hAnsi="Consolas"/>
+          <w:b w:val="0"/>
           <w:color w:val="111111"/>
           <w:sz w:val="21"/>
         </w:rPr>
@@ -10415,6 +10912,7 @@
       <w:r>
         <w:rPr>
           <w:rFonts w:ascii="Consolas" w:hAnsi="Consolas"/>
+          <w:b w:val="0"/>
           <w:color w:val="111111"/>
           <w:sz w:val="21"/>
         </w:rPr>
@@ -10431,6 +10929,7 @@
       <w:r>
         <w:rPr>
           <w:rFonts w:ascii="Consolas" w:hAnsi="Consolas"/>
+          <w:b w:val="0"/>
           <w:color w:val="111111"/>
           <w:sz w:val="21"/>
         </w:rPr>
@@ -10468,6 +10967,7 @@
       <w:r>
         <w:rPr>
           <w:rFonts w:ascii="Consolas" w:hAnsi="Consolas"/>
+          <w:b w:val="0"/>
           <w:color w:val="111111"/>
           <w:sz w:val="21"/>
         </w:rPr>
@@ -10484,6 +10984,7 @@
       <w:r>
         <w:rPr>
           <w:rFonts w:ascii="Consolas" w:hAnsi="Consolas"/>
+          <w:b w:val="0"/>
           <w:color w:val="111111"/>
           <w:sz w:val="21"/>
         </w:rPr>
@@ -10500,6 +11001,7 @@
       <w:r>
         <w:rPr>
           <w:rFonts w:ascii="Consolas" w:hAnsi="Consolas"/>
+          <w:b w:val="0"/>
           <w:color w:val="111111"/>
           <w:sz w:val="21"/>
         </w:rPr>
@@ -10516,6 +11018,7 @@
       <w:r>
         <w:rPr>
           <w:rFonts w:ascii="Consolas" w:hAnsi="Consolas"/>
+          <w:b w:val="0"/>
           <w:color w:val="111111"/>
           <w:sz w:val="21"/>
         </w:rPr>
@@ -10532,6 +11035,7 @@
       <w:r>
         <w:rPr>
           <w:rFonts w:ascii="Consolas" w:hAnsi="Consolas"/>
+          <w:b w:val="0"/>
           <w:color w:val="111111"/>
           <w:sz w:val="21"/>
         </w:rPr>
@@ -10564,6 +11068,7 @@
       <w:r>
         <w:rPr>
           <w:rFonts w:ascii="Consolas" w:hAnsi="Consolas"/>
+          <w:b w:val="0"/>
           <w:color w:val="111111"/>
           <w:sz w:val="21"/>
         </w:rPr>
@@ -10580,6 +11085,7 @@
       <w:r>
         <w:rPr>
           <w:rFonts w:ascii="Consolas" w:hAnsi="Consolas"/>
+          <w:b w:val="0"/>
           <w:color w:val="111111"/>
           <w:sz w:val="21"/>
         </w:rPr>
@@ -10670,7 +11176,41 @@
           <w:color w:val="4A4A49"/>
           <w:sz w:val="22"/>
         </w:rPr>
-        <w:t>Confundir `NOWAIT` con `SKIP LOCKED`.</w:t>
+        <w:t xml:space="preserve">Confundir </w:t>
+      </w:r>
+      <w:r>
+        <w:rPr>
+          <w:rFonts w:ascii="Consolas" w:hAnsi="Consolas"/>
+          <w:b/>
+          <w:color w:val="111111"/>
+          <w:sz w:val="21"/>
+        </w:rPr>
+        <w:t>NOWAIT</w:t>
+      </w:r>
+      <w:r>
+        <w:rPr>
+          <w:b/>
+          <w:color w:val="4A4A49"/>
+          <w:sz w:val="22"/>
+        </w:rPr>
+        <w:t xml:space="preserve"> con </w:t>
+      </w:r>
+      <w:r>
+        <w:rPr>
+          <w:rFonts w:ascii="Consolas" w:hAnsi="Consolas"/>
+          <w:b/>
+          <w:color w:val="111111"/>
+          <w:sz w:val="21"/>
+        </w:rPr>
+        <w:t>SKIP LOCKED</w:t>
+      </w:r>
+      <w:r>
+        <w:rPr>
+          <w:b/>
+          <w:color w:val="4A4A49"/>
+          <w:sz w:val="22"/>
+        </w:rPr>
+        <w:t>.</w:t>
       </w:r>
       <w:r>
         <w:rPr>
@@ -10683,6 +11223,7 @@
       <w:r>
         <w:rPr>
           <w:rFonts w:ascii="Consolas" w:hAnsi="Consolas"/>
+          <w:b w:val="0"/>
           <w:color w:val="111111"/>
           <w:sz w:val="21"/>
         </w:rPr>
@@ -10715,6 +11256,7 @@
       <w:r>
         <w:rPr>
           <w:rFonts w:ascii="Consolas" w:hAnsi="Consolas"/>
+          <w:b w:val="0"/>
           <w:color w:val="111111"/>
           <w:sz w:val="21"/>
         </w:rPr>
@@ -10731,6 +11273,7 @@
       <w:r>
         <w:rPr>
           <w:rFonts w:ascii="Consolas" w:hAnsi="Consolas"/>
+          <w:b w:val="0"/>
           <w:color w:val="111111"/>
           <w:sz w:val="21"/>
         </w:rPr>
@@ -10763,6 +11306,7 @@
       <w:r>
         <w:rPr>
           <w:rFonts w:ascii="Consolas" w:hAnsi="Consolas"/>
+          <w:b w:val="0"/>
           <w:color w:val="111111"/>
           <w:sz w:val="21"/>
         </w:rPr>
@@ -10779,6 +11323,7 @@
       <w:r>
         <w:rPr>
           <w:rFonts w:ascii="Consolas" w:hAnsi="Consolas"/>
+          <w:b w:val="0"/>
           <w:color w:val="111111"/>
           <w:sz w:val="21"/>
         </w:rPr>
@@ -10803,7 +11348,24 @@
           <w:color w:val="4A4A49"/>
           <w:sz w:val="22"/>
         </w:rPr>
-        <w:t>Volver al patron inseguro dentro de `fn_tomar_stock`:</w:t>
+        <w:t xml:space="preserve">Volver al patron inseguro dentro de </w:t>
+      </w:r>
+      <w:r>
+        <w:rPr>
+          <w:rFonts w:ascii="Consolas" w:hAnsi="Consolas"/>
+          <w:b/>
+          <w:color w:val="111111"/>
+          <w:sz w:val="21"/>
+        </w:rPr>
+        <w:t>fn_tomar_stock</w:t>
+      </w:r>
+      <w:r>
+        <w:rPr>
+          <w:b/>
+          <w:color w:val="4A4A49"/>
+          <w:sz w:val="22"/>
+        </w:rPr>
+        <w:t>:</w:t>
       </w:r>
       <w:r>
         <w:rPr>
@@ -10816,6 +11378,7 @@
       <w:r>
         <w:rPr>
           <w:rFonts w:ascii="Consolas" w:hAnsi="Consolas"/>
+          <w:b w:val="0"/>
           <w:color w:val="111111"/>
           <w:sz w:val="21"/>
         </w:rPr>
@@ -10832,6 +11395,7 @@
       <w:r>
         <w:rPr>
           <w:rFonts w:ascii="Consolas" w:hAnsi="Consolas"/>
+          <w:b w:val="0"/>
           <w:color w:val="111111"/>
           <w:sz w:val="21"/>
         </w:rPr>
@@ -10848,6 +11412,7 @@
       <w:r>
         <w:rPr>
           <w:rFonts w:ascii="Consolas" w:hAnsi="Consolas"/>
+          <w:b w:val="0"/>
           <w:color w:val="111111"/>
           <w:sz w:val="21"/>
         </w:rPr>
@@ -10864,6 +11429,7 @@
       <w:r>
         <w:rPr>
           <w:rFonts w:ascii="Consolas" w:hAnsi="Consolas"/>
+          <w:b w:val="0"/>
           <w:color w:val="111111"/>
           <w:sz w:val="21"/>
         </w:rPr>
@@ -10901,6 +11467,7 @@
       <w:r>
         <w:rPr>
           <w:rFonts w:ascii="Consolas" w:hAnsi="Consolas"/>
+          <w:b w:val="0"/>
           <w:color w:val="111111"/>
           <w:sz w:val="21"/>
         </w:rPr>
@@ -10917,6 +11484,7 @@
       <w:r>
         <w:rPr>
           <w:rFonts w:ascii="Consolas" w:hAnsi="Consolas"/>
+          <w:b w:val="0"/>
           <w:color w:val="111111"/>
           <w:sz w:val="21"/>
         </w:rPr>
@@ -10933,6 +11501,7 @@
       <w:r>
         <w:rPr>
           <w:rFonts w:ascii="Consolas" w:hAnsi="Consolas"/>
+          <w:b w:val="0"/>
           <w:color w:val="111111"/>
           <w:sz w:val="21"/>
         </w:rPr>
@@ -10973,7 +11542,33 @@
           <w:color w:val="4A4A49"/>
           <w:sz w:val="22"/>
         </w:rPr>
-        <w:t>Poner el `FOR UPDATE` en el `UPDATE`</w:t>
+        <w:t xml:space="preserve">Poner el </w:t>
+      </w:r>
+      <w:r>
+        <w:rPr>
+          <w:rFonts w:ascii="Consolas" w:hAnsi="Consolas"/>
+          <w:b/>
+          <w:color w:val="111111"/>
+          <w:sz w:val="21"/>
+        </w:rPr>
+        <w:t>FOR UPDATE</w:t>
+      </w:r>
+      <w:r>
+        <w:rPr>
+          <w:b/>
+          <w:color w:val="4A4A49"/>
+          <w:sz w:val="22"/>
+        </w:rPr>
+        <w:t xml:space="preserve"> en el </w:t>
+      </w:r>
+      <w:r>
+        <w:rPr>
+          <w:rFonts w:ascii="Consolas" w:hAnsi="Consolas"/>
+          <w:b/>
+          <w:color w:val="111111"/>
+          <w:sz w:val="21"/>
+        </w:rPr>
+        <w:t>UPDATE</w:t>
       </w:r>
       <w:r>
         <w:rPr>
@@ -10986,6 +11581,7 @@
       <w:r>
         <w:rPr>
           <w:rFonts w:ascii="Consolas" w:hAnsi="Consolas"/>
+          <w:b w:val="0"/>
           <w:color w:val="111111"/>
           <w:sz w:val="21"/>
         </w:rPr>
@@ -11002,6 +11598,7 @@
       <w:r>
         <w:rPr>
           <w:rFonts w:ascii="Consolas" w:hAnsi="Consolas"/>
+          <w:b w:val="0"/>
           <w:color w:val="111111"/>
           <w:sz w:val="21"/>
         </w:rPr>
@@ -11018,6 +11615,7 @@
       <w:r>
         <w:rPr>
           <w:rFonts w:ascii="Consolas" w:hAnsi="Consolas"/>
+          <w:b w:val="0"/>
           <w:color w:val="111111"/>
           <w:sz w:val="21"/>
         </w:rPr>
@@ -11034,6 +11632,7 @@
       <w:r>
         <w:rPr>
           <w:rFonts w:ascii="Consolas" w:hAnsi="Consolas"/>
+          <w:b w:val="0"/>
           <w:color w:val="111111"/>
           <w:sz w:val="21"/>
         </w:rPr>
@@ -11247,6 +11846,7 @@
             <w:r>
               <w:rPr>
                 <w:rFonts w:ascii="Consolas" w:hAnsi="Consolas"/>
+                <w:b w:val="0"/>
                 <w:color w:val="111111"/>
                 <w:sz w:val="19"/>
               </w:rPr>
@@ -11279,6 +11879,7 @@
             <w:r>
               <w:rPr>
                 <w:rFonts w:ascii="Consolas" w:hAnsi="Consolas"/>
+                <w:b w:val="0"/>
                 <w:color w:val="111111"/>
                 <w:sz w:val="19"/>
               </w:rPr>
@@ -11311,6 +11912,7 @@
             <w:r>
               <w:rPr>
                 <w:rFonts w:ascii="Consolas" w:hAnsi="Consolas"/>
+                <w:b w:val="0"/>
                 <w:color w:val="111111"/>
                 <w:sz w:val="19"/>
               </w:rPr>
@@ -11404,6 +12006,7 @@
             <w:r>
               <w:rPr>
                 <w:rFonts w:ascii="Consolas" w:hAnsi="Consolas"/>
+                <w:b w:val="0"/>
                 <w:color w:val="111111"/>
                 <w:sz w:val="19"/>
               </w:rPr>
@@ -11484,6 +12087,7 @@
             <w:r>
               <w:rPr>
                 <w:rFonts w:ascii="Consolas" w:hAnsi="Consolas"/>
+                <w:b w:val="0"/>
                 <w:color w:val="111111"/>
                 <w:sz w:val="19"/>
               </w:rPr>
@@ -11606,6 +12210,7 @@
             <w:r>
               <w:rPr>
                 <w:rFonts w:ascii="Consolas" w:hAnsi="Consolas"/>
+                <w:b w:val="0"/>
                 <w:color w:val="111111"/>
                 <w:sz w:val="19"/>
               </w:rPr>
@@ -11625,7 +12230,16 @@
                 <w:color w:val="4A4A49"/>
                 <w:sz w:val="20"/>
               </w:rPr>
-              <w:t>la trata como `READ COMMITTED`</w:t>
+              <w:t xml:space="preserve">la trata como </w:t>
+            </w:r>
+            <w:r>
+              <w:rPr>
+                <w:rFonts w:ascii="Consolas" w:hAnsi="Consolas"/>
+                <w:b/>
+                <w:color w:val="111111"/>
+                <w:sz w:val="19"/>
+              </w:rPr>
+              <w:t>READ COMMITTED</w:t>
             </w:r>
             <w:r>
               <w:rPr>
@@ -11731,6 +12345,7 @@
             <w:r>
               <w:rPr>
                 <w:rFonts w:ascii="Consolas" w:hAnsi="Consolas"/>
+                <w:b w:val="0"/>
                 <w:color w:val="111111"/>
                 <w:sz w:val="19"/>
               </w:rPr>
@@ -11763,6 +12378,7 @@
             <w:r>
               <w:rPr>
                 <w:rFonts w:ascii="Consolas" w:hAnsi="Consolas"/>
+                <w:b w:val="0"/>
                 <w:color w:val="111111"/>
                 <w:sz w:val="19"/>
               </w:rPr>
@@ -11827,6 +12443,7 @@
             <w:r>
               <w:rPr>
                 <w:rFonts w:ascii="Consolas" w:hAnsi="Consolas"/>
+                <w:b w:val="0"/>
                 <w:color w:val="111111"/>
                 <w:sz w:val="19"/>
               </w:rPr>
@@ -11901,6 +12518,7 @@
             <w:r>
               <w:rPr>
                 <w:rFonts w:ascii="Consolas" w:hAnsi="Consolas"/>
+                <w:b w:val="0"/>
                 <w:color w:val="111111"/>
                 <w:sz w:val="19"/>
               </w:rPr>
@@ -11917,6 +12535,7 @@
             <w:r>
               <w:rPr>
                 <w:rFonts w:ascii="Consolas" w:hAnsi="Consolas"/>
+                <w:b w:val="0"/>
                 <w:color w:val="111111"/>
                 <w:sz w:val="19"/>
               </w:rPr>
@@ -11965,6 +12584,7 @@
             <w:r>
               <w:rPr>
                 <w:rFonts w:ascii="Consolas" w:hAnsi="Consolas"/>
+                <w:b w:val="0"/>
                 <w:color w:val="111111"/>
                 <w:sz w:val="19"/>
               </w:rPr>
@@ -12128,6 +12748,7 @@
       <w:r>
         <w:rPr>
           <w:rFonts w:ascii="Consolas" w:hAnsi="Consolas"/>
+          <w:b w:val="0"/>
           <w:color w:val="111111"/>
           <w:sz w:val="21"/>
         </w:rPr>
@@ -12144,6 +12765,7 @@
       <w:r>
         <w:rPr>
           <w:rFonts w:ascii="Consolas" w:hAnsi="Consolas"/>
+          <w:b w:val="0"/>
           <w:color w:val="111111"/>
           <w:sz w:val="21"/>
         </w:rPr>
@@ -12168,7 +12790,24 @@
           <w:color w:val="4A4A49"/>
           <w:sz w:val="22"/>
         </w:rPr>
-        <w:t>La opcion de `READ UNCOMMITTED` es la que decide la nota de esta pregunta,</w:t>
+        <w:t xml:space="preserve">La opcion de </w:t>
+      </w:r>
+      <w:r>
+        <w:rPr>
+          <w:rFonts w:ascii="Consolas" w:hAnsi="Consolas"/>
+          <w:b/>
+          <w:color w:val="111111"/>
+          <w:sz w:val="21"/>
+        </w:rPr>
+        <w:t>READ UNCOMMITTED</w:t>
+      </w:r>
+      <w:r>
+        <w:rPr>
+          <w:b/>
+          <w:color w:val="4A4A49"/>
+          <w:sz w:val="22"/>
+        </w:rPr>
+        <w:t xml:space="preserve"> es la que decide la nota de esta pregunta,</w:t>
       </w:r>
       <w:r>
         <w:rPr>
@@ -12200,7 +12839,16 @@
           <w:color w:val="4A4A49"/>
           <w:sz w:val="22"/>
         </w:rPr>
-        <w:t>la trata como `READ COMMITTED`</w:t>
+        <w:t xml:space="preserve">la trata como </w:t>
+      </w:r>
+      <w:r>
+        <w:rPr>
+          <w:rFonts w:ascii="Consolas" w:hAnsi="Consolas"/>
+          <w:b/>
+          <w:color w:val="111111"/>
+          <w:sz w:val="21"/>
+        </w:rPr>
+        <w:t>READ COMMITTED</w:t>
       </w:r>
       <w:r>
         <w:rPr>
@@ -12221,7 +12869,24 @@
           <w:color w:val="4A4A49"/>
           <w:sz w:val="22"/>
         </w:rPr>
-        <w:t>La opcion del `UNIQUE` que «solo funciona en secuencial» se refuta con el propio taller,</w:t>
+        <w:t xml:space="preserve">La opcion del </w:t>
+      </w:r>
+      <w:r>
+        <w:rPr>
+          <w:rFonts w:ascii="Consolas" w:hAnsi="Consolas"/>
+          <w:b/>
+          <w:color w:val="111111"/>
+          <w:sz w:val="21"/>
+        </w:rPr>
+        <w:t>UNIQUE</w:t>
+      </w:r>
+      <w:r>
+        <w:rPr>
+          <w:b/>
+          <w:color w:val="4A4A49"/>
+          <w:sz w:val="22"/>
+        </w:rPr>
+        <w:t xml:space="preserve"> que «solo funciona en secuencial» se refuta con el propio taller,</w:t>
       </w:r>
       <w:r>
         <w:rPr>
@@ -12234,6 +12899,7 @@
       <w:r>
         <w:rPr>
           <w:rFonts w:ascii="Consolas" w:hAnsi="Consolas"/>
+          <w:b w:val="0"/>
           <w:color w:val="111111"/>
           <w:sz w:val="21"/>
         </w:rPr>
@@ -12263,6 +12929,7 @@
       <w:r>
         <w:rPr>
           <w:rFonts w:ascii="Consolas" w:hAnsi="Consolas"/>
+          <w:b w:val="0"/>
           <w:color w:val="111111"/>
           <w:sz w:val="21"/>
         </w:rPr>
@@ -12295,6 +12962,7 @@
       <w:r>
         <w:rPr>
           <w:rFonts w:ascii="Consolas" w:hAnsi="Consolas"/>
+          <w:b w:val="0"/>
           <w:color w:val="111111"/>
           <w:sz w:val="21"/>
         </w:rPr>
@@ -12332,7 +13000,24 @@
           <w:color w:val="4A4A49"/>
           <w:sz w:val="22"/>
         </w:rPr>
-        <w:t>Marcar la de `READ UNCOMMITTED`.</w:t>
+        <w:t xml:space="preserve">Marcar la de </w:t>
+      </w:r>
+      <w:r>
+        <w:rPr>
+          <w:rFonts w:ascii="Consolas" w:hAnsi="Consolas"/>
+          <w:b/>
+          <w:color w:val="111111"/>
+          <w:sz w:val="21"/>
+        </w:rPr>
+        <w:t>READ UNCOMMITTED</w:t>
+      </w:r>
+      <w:r>
+        <w:rPr>
+          <w:b/>
+          <w:color w:val="4A4A49"/>
+          <w:sz w:val="22"/>
+        </w:rPr>
+        <w:t>.</w:t>
       </w:r>
       <w:r>
         <w:rPr>
@@ -12361,6 +13046,7 @@
       <w:r>
         <w:rPr>
           <w:rFonts w:ascii="Consolas" w:hAnsi="Consolas"/>
+          <w:b w:val="0"/>
           <w:color w:val="111111"/>
           <w:sz w:val="21"/>
         </w:rPr>
@@ -12377,6 +13063,7 @@
       <w:r>
         <w:rPr>
           <w:rFonts w:ascii="Consolas" w:hAnsi="Consolas"/>
+          <w:b w:val="0"/>
           <w:color w:val="111111"/>
           <w:sz w:val="21"/>
         </w:rPr>
@@ -12401,7 +13088,24 @@
           <w:color w:val="4A4A49"/>
           <w:sz w:val="22"/>
         </w:rPr>
-        <w:t>Marcar la del `UNIQUE` en secuencial.</w:t>
+        <w:t xml:space="preserve">Marcar la del </w:t>
+      </w:r>
+      <w:r>
+        <w:rPr>
+          <w:rFonts w:ascii="Consolas" w:hAnsi="Consolas"/>
+          <w:b/>
+          <w:color w:val="111111"/>
+          <w:sz w:val="21"/>
+        </w:rPr>
+        <w:t>UNIQUE</w:t>
+      </w:r>
+      <w:r>
+        <w:rPr>
+          <w:b/>
+          <w:color w:val="4A4A49"/>
+          <w:sz w:val="22"/>
+        </w:rPr>
+        <w:t xml:space="preserve"> en secuencial.</w:t>
       </w:r>
       <w:r>
         <w:rPr>
@@ -12438,7 +13142,24 @@
           <w:color w:val="4A4A49"/>
           <w:sz w:val="22"/>
         </w:rPr>
-        <w:t>Dejar sin marcar la del reintento con `SERIALIZABLE`,</w:t>
+        <w:t xml:space="preserve">Dejar sin marcar la del reintento con </w:t>
+      </w:r>
+      <w:r>
+        <w:rPr>
+          <w:rFonts w:ascii="Consolas" w:hAnsi="Consolas"/>
+          <w:b/>
+          <w:color w:val="111111"/>
+          <w:sz w:val="21"/>
+        </w:rPr>
+        <w:t>SERIALIZABLE</w:t>
+      </w:r>
+      <w:r>
+        <w:rPr>
+          <w:b/>
+          <w:color w:val="4A4A49"/>
+          <w:sz w:val="22"/>
+        </w:rPr>
+        <w:t>,</w:t>
       </w:r>
       <w:r>
         <w:rPr>
@@ -12651,6 +13372,7 @@
             <w:r>
               <w:rPr>
                 <w:rFonts w:ascii="Consolas" w:hAnsi="Consolas"/>
+                <w:b w:val="0"/>
                 <w:color w:val="111111"/>
                 <w:sz w:val="19"/>
               </w:rPr>
@@ -12752,6 +13474,7 @@
             <w:r>
               <w:rPr>
                 <w:rFonts w:ascii="Consolas" w:hAnsi="Consolas"/>
+                <w:b w:val="0"/>
                 <w:color w:val="111111"/>
                 <w:sz w:val="19"/>
               </w:rPr>
@@ -12836,6 +13559,7 @@
             <w:r>
               <w:rPr>
                 <w:rFonts w:ascii="Consolas" w:hAnsi="Consolas"/>
+                <w:b w:val="0"/>
                 <w:color w:val="111111"/>
                 <w:sz w:val="19"/>
               </w:rPr>
@@ -12911,7 +13635,24 @@
                 <w:color w:val="4A4A49"/>
                 <w:sz w:val="20"/>
               </w:rPr>
-              <w:t>El `SELECT` no toma ningun candado</w:t>
+              <w:t xml:space="preserve">El </w:t>
+            </w:r>
+            <w:r>
+              <w:rPr>
+                <w:rFonts w:ascii="Consolas" w:hAnsi="Consolas"/>
+                <w:b/>
+                <w:color w:val="111111"/>
+                <w:sz w:val="19"/>
+              </w:rPr>
+              <w:t>SELECT</w:t>
+            </w:r>
+            <w:r>
+              <w:rPr>
+                <w:b/>
+                <w:color w:val="4A4A49"/>
+                <w:sz w:val="20"/>
+              </w:rPr>
+              <w:t xml:space="preserve"> no toma ningun candado</w:t>
             </w:r>
           </w:p>
         </w:tc>
@@ -12961,6 +13702,7 @@
             <w:r>
               <w:rPr>
                 <w:rFonts w:ascii="Consolas" w:hAnsi="Consolas"/>
+                <w:b w:val="0"/>
                 <w:color w:val="111111"/>
                 <w:sz w:val="19"/>
               </w:rPr>
@@ -13085,6 +13827,7 @@
             <w:r>
               <w:rPr>
                 <w:rFonts w:ascii="Consolas" w:hAnsi="Consolas"/>
+                <w:b w:val="0"/>
                 <w:color w:val="111111"/>
                 <w:sz w:val="19"/>
               </w:rPr>
@@ -13194,6 +13937,7 @@
             <w:r>
               <w:rPr>
                 <w:rFonts w:ascii="Consolas" w:hAnsi="Consolas"/>
+                <w:b w:val="0"/>
                 <w:color w:val="111111"/>
                 <w:sz w:val="19"/>
               </w:rPr>
@@ -13268,6 +14012,7 @@
             <w:r>
               <w:rPr>
                 <w:rFonts w:ascii="Consolas" w:hAnsi="Consolas"/>
+                <w:b w:val="0"/>
                 <w:color w:val="111111"/>
                 <w:sz w:val="19"/>
               </w:rPr>
@@ -13326,6 +14071,7 @@
             <w:r>
               <w:rPr>
                 <w:rFonts w:ascii="Consolas" w:hAnsi="Consolas"/>
+                <w:b w:val="0"/>
                 <w:color w:val="111111"/>
                 <w:sz w:val="19"/>
               </w:rPr>
@@ -13435,6 +14181,7 @@
             <w:r>
               <w:rPr>
                 <w:rFonts w:ascii="Consolas" w:hAnsi="Consolas"/>
+                <w:b w:val="0"/>
                 <w:color w:val="111111"/>
                 <w:sz w:val="19"/>
               </w:rPr>
@@ -13468,6 +14215,7 @@
             <w:r>
               <w:rPr>
                 <w:rFonts w:ascii="Consolas" w:hAnsi="Consolas"/>
+                <w:b w:val="0"/>
                 <w:color w:val="111111"/>
                 <w:sz w:val="19"/>
               </w:rPr>
@@ -13493,6 +14241,7 @@
             <w:r>
               <w:rPr>
                 <w:rFonts w:ascii="Consolas" w:hAnsi="Consolas"/>
+                <w:b w:val="0"/>
                 <w:color w:val="111111"/>
                 <w:sz w:val="19"/>
               </w:rPr>
@@ -13694,6 +14443,7 @@
       <w:r>
         <w:rPr>
           <w:rFonts w:ascii="Consolas" w:hAnsi="Consolas"/>
+          <w:b w:val="0"/>
           <w:color w:val="111111"/>
           <w:sz w:val="21"/>
         </w:rPr>
@@ -13726,6 +14476,7 @@
       <w:r>
         <w:rPr>
           <w:rFonts w:ascii="Consolas" w:hAnsi="Consolas"/>
+          <w:b w:val="0"/>
           <w:color w:val="111111"/>
           <w:sz w:val="21"/>
         </w:rPr>
@@ -13774,6 +14525,7 @@
       <w:r>
         <w:rPr>
           <w:rFonts w:ascii="Consolas" w:hAnsi="Consolas"/>
+          <w:b w:val="0"/>
           <w:color w:val="111111"/>
           <w:sz w:val="21"/>
         </w:rPr>
@@ -13815,11 +14567,20 @@
       </w:r>
       <w:r>
         <w:rPr>
+          <w:rFonts w:ascii="Consolas" w:hAnsi="Consolas"/>
           <w:b/>
-          <w:color w:val="4A4A49"/>
-          <w:sz w:val="22"/>
-        </w:rPr>
-        <w:t>`UPDATE` condicional</w:t>
+          <w:color w:val="111111"/>
+          <w:sz w:val="21"/>
+        </w:rPr>
+        <w:t>UPDATE</w:t>
+      </w:r>
+      <w:r>
+        <w:rPr>
+          <w:b/>
+          <w:color w:val="4A4A49"/>
+          <w:sz w:val="22"/>
+        </w:rPr>
+        <w:t xml:space="preserve"> condicional</w:t>
       </w:r>
       <w:r>
         <w:rPr>
@@ -13832,6 +14593,7 @@
       <w:r>
         <w:rPr>
           <w:rFonts w:ascii="Consolas" w:hAnsi="Consolas"/>
+          <w:b w:val="0"/>
           <w:color w:val="111111"/>
           <w:sz w:val="21"/>
         </w:rPr>
@@ -13960,6 +14722,7 @@
       <w:r>
         <w:rPr>
           <w:rFonts w:ascii="Consolas" w:hAnsi="Consolas"/>
+          <w:b w:val="0"/>
           <w:color w:val="111111"/>
           <w:sz w:val="21"/>
         </w:rPr>
@@ -14008,6 +14771,7 @@
       <w:r>
         <w:rPr>
           <w:rFonts w:ascii="Consolas" w:hAnsi="Consolas"/>
+          <w:b w:val="0"/>
           <w:color w:val="111111"/>
           <w:sz w:val="21"/>
         </w:rPr>
@@ -14040,6 +14804,7 @@
       <w:r>
         <w:rPr>
           <w:rFonts w:ascii="Consolas" w:hAnsi="Consolas"/>
+          <w:b w:val="0"/>
           <w:color w:val="111111"/>
           <w:sz w:val="21"/>
         </w:rPr>
@@ -14056,6 +14821,7 @@
       <w:r>
         <w:rPr>
           <w:rFonts w:ascii="Consolas" w:hAnsi="Consolas"/>
+          <w:b w:val="0"/>
           <w:color w:val="111111"/>
           <w:sz w:val="21"/>
         </w:rPr>
@@ -14072,6 +14838,7 @@
       <w:r>
         <w:rPr>
           <w:rFonts w:ascii="Consolas" w:hAnsi="Consolas"/>
+          <w:b w:val="0"/>
           <w:color w:val="111111"/>
           <w:sz w:val="21"/>
         </w:rPr>
@@ -14088,6 +14855,7 @@
       <w:r>
         <w:rPr>
           <w:rFonts w:ascii="Consolas" w:hAnsi="Consolas"/>
+          <w:b w:val="0"/>
           <w:color w:val="111111"/>
           <w:sz w:val="21"/>
         </w:rPr>
@@ -14144,6 +14912,7 @@
       <w:r>
         <w:rPr>
           <w:rFonts w:ascii="Consolas" w:hAnsi="Consolas"/>
+          <w:b w:val="0"/>
           <w:i/>
           <w:color w:val="111111"/>
           <w:sz w:val="20"/>
@@ -14162,6 +14931,7 @@
       <w:r>
         <w:rPr>
           <w:rFonts w:ascii="Consolas" w:hAnsi="Consolas"/>
+          <w:b w:val="0"/>
           <w:i/>
           <w:color w:val="111111"/>
           <w:sz w:val="20"/>
@@ -14354,6 +15124,7 @@
             <w:r>
               <w:rPr>
                 <w:rFonts w:ascii="Consolas" w:hAnsi="Consolas"/>
+                <w:b w:val="0"/>
                 <w:color w:val="111111"/>
                 <w:sz w:val="19"/>
               </w:rPr>
@@ -14386,6 +15157,7 @@
             <w:r>
               <w:rPr>
                 <w:rFonts w:ascii="Consolas" w:hAnsi="Consolas"/>
+                <w:b w:val="0"/>
                 <w:color w:val="111111"/>
                 <w:sz w:val="19"/>
               </w:rPr>
@@ -14437,7 +15209,16 @@
                 <w:color w:val="4A4A49"/>
                 <w:sz w:val="20"/>
               </w:rPr>
-              <w:t>No reintentar el mismo `INSERT`</w:t>
+              <w:t xml:space="preserve">No reintentar el mismo </w:t>
+            </w:r>
+            <w:r>
+              <w:rPr>
+                <w:rFonts w:ascii="Consolas" w:hAnsi="Consolas"/>
+                <w:b/>
+                <w:color w:val="111111"/>
+                <w:sz w:val="19"/>
+              </w:rPr>
+              <w:t>INSERT</w:t>
             </w:r>
             <w:r>
               <w:rPr>
@@ -14485,11 +15266,12 @@
             </w:r>
             <w:r>
               <w:rPr>
+                <w:rFonts w:ascii="Consolas" w:hAnsi="Consolas"/>
                 <w:b/>
-                <w:color w:val="4A4A49"/>
-                <w:sz w:val="20"/>
-              </w:rPr>
-              <w:t>`false`</w:t>
+                <w:color w:val="111111"/>
+                <w:sz w:val="19"/>
+              </w:rPr>
+              <w:t>false</w:t>
             </w:r>
             <w:r>
               <w:rPr>
@@ -14502,6 +15284,7 @@
             <w:r>
               <w:rPr>
                 <w:rFonts w:ascii="Consolas" w:hAnsi="Consolas"/>
+                <w:b w:val="0"/>
                 <w:color w:val="111111"/>
                 <w:sz w:val="19"/>
               </w:rPr>
@@ -14626,6 +15409,7 @@
             <w:r>
               <w:rPr>
                 <w:rFonts w:ascii="Consolas" w:hAnsi="Consolas"/>
+                <w:b w:val="0"/>
                 <w:color w:val="111111"/>
                 <w:sz w:val="19"/>
               </w:rPr>
@@ -14650,6 +15434,7 @@
             <w:r>
               <w:rPr>
                 <w:rFonts w:ascii="Consolas" w:hAnsi="Consolas"/>
+                <w:b w:val="0"/>
                 <w:color w:val="111111"/>
                 <w:sz w:val="19"/>
               </w:rPr>
@@ -14757,6 +15542,7 @@
             <w:r>
               <w:rPr>
                 <w:rFonts w:ascii="Consolas" w:hAnsi="Consolas"/>
+                <w:b w:val="0"/>
                 <w:color w:val="111111"/>
                 <w:sz w:val="19"/>
               </w:rPr>
@@ -14782,6 +15568,7 @@
             <w:r>
               <w:rPr>
                 <w:rFonts w:ascii="Consolas" w:hAnsi="Consolas"/>
+                <w:b w:val="0"/>
                 <w:color w:val="111111"/>
                 <w:sz w:val="19"/>
               </w:rPr>
@@ -14947,6 +15734,7 @@
       <w:r>
         <w:rPr>
           <w:rFonts w:ascii="Consolas" w:hAnsi="Consolas"/>
+          <w:b w:val="0"/>
           <w:color w:val="111111"/>
           <w:sz w:val="21"/>
         </w:rPr>
@@ -14971,7 +15759,58 @@
           <w:color w:val="4A4A49"/>
           <w:sz w:val="22"/>
         </w:rPr>
-        <w:t>Los tres candados —`FOR UPDATE`, `NOWAIT`, `SKIP LOCKED`— se comportaron igual,</w:t>
+        <w:t>Los tres candados —</w:t>
+      </w:r>
+      <w:r>
+        <w:rPr>
+          <w:rFonts w:ascii="Consolas" w:hAnsi="Consolas"/>
+          <w:b/>
+          <w:color w:val="111111"/>
+          <w:sz w:val="21"/>
+        </w:rPr>
+        <w:t>FOR UPDATE</w:t>
+      </w:r>
+      <w:r>
+        <w:rPr>
+          <w:b/>
+          <w:color w:val="4A4A49"/>
+          <w:sz w:val="22"/>
+        </w:rPr>
+        <w:t xml:space="preserve">, </w:t>
+      </w:r>
+      <w:r>
+        <w:rPr>
+          <w:rFonts w:ascii="Consolas" w:hAnsi="Consolas"/>
+          <w:b/>
+          <w:color w:val="111111"/>
+          <w:sz w:val="21"/>
+        </w:rPr>
+        <w:t>NOWAIT</w:t>
+      </w:r>
+      <w:r>
+        <w:rPr>
+          <w:b/>
+          <w:color w:val="4A4A49"/>
+          <w:sz w:val="22"/>
+        </w:rPr>
+        <w:t xml:space="preserve">, </w:t>
+      </w:r>
+      <w:r>
+        <w:rPr>
+          <w:rFonts w:ascii="Consolas" w:hAnsi="Consolas"/>
+          <w:b/>
+          <w:color w:val="111111"/>
+          <w:sz w:val="21"/>
+        </w:rPr>
+        <w:t>SKIP LOCKED</w:t>
+      </w:r>
+      <w:r>
+        <w:rPr>
+          <w:b/>
+          <w:color w:val="4A4A49"/>
+          <w:sz w:val="22"/>
+        </w:rPr>
+        <w:t>— se comportaron igual,</w:t>
       </w:r>
       <w:r>
         <w:rPr>
@@ -15021,6 +15860,7 @@
       <w:r>
         <w:rPr>
           <w:rFonts w:ascii="Consolas" w:hAnsi="Consolas"/>
+          <w:b w:val="0"/>
           <w:color w:val="111111"/>
           <w:sz w:val="21"/>
         </w:rPr>
@@ -15037,6 +15877,7 @@
       <w:r>
         <w:rPr>
           <w:rFonts w:ascii="Consolas" w:hAnsi="Consolas"/>
+          <w:b w:val="0"/>
           <w:color w:val="111111"/>
           <w:sz w:val="21"/>
         </w:rPr>
@@ -15053,6 +15894,7 @@
       <w:r>
         <w:rPr>
           <w:rFonts w:ascii="Consolas" w:hAnsi="Consolas"/>
+          <w:b w:val="0"/>
           <w:color w:val="111111"/>
           <w:sz w:val="21"/>
         </w:rPr>
@@ -15224,7 +16066,16 @@
                 <w:color w:val="4A4A49"/>
                 <w:sz w:val="20"/>
               </w:rPr>
-              <w:t>Dos sesiones de `psql`</w:t>
+              <w:t xml:space="preserve">Dos sesiones de </w:t>
+            </w:r>
+            <w:r>
+              <w:rPr>
+                <w:rFonts w:ascii="Consolas" w:hAnsi="Consolas"/>
+                <w:b/>
+                <w:color w:val="111111"/>
+                <w:sz w:val="19"/>
+              </w:rPr>
+              <w:t>psql</w:t>
             </w:r>
           </w:p>
         </w:tc>
@@ -15245,6 +16096,7 @@
             <w:r>
               <w:rPr>
                 <w:rFonts w:ascii="Consolas" w:hAnsi="Consolas"/>
+                <w:b w:val="0"/>
                 <w:color w:val="111111"/>
                 <w:sz w:val="19"/>
               </w:rPr>
@@ -15261,6 +16113,7 @@
             <w:r>
               <w:rPr>
                 <w:rFonts w:ascii="Consolas" w:hAnsi="Consolas"/>
+                <w:b w:val="0"/>
                 <w:color w:val="111111"/>
                 <w:sz w:val="19"/>
               </w:rPr>
@@ -15293,6 +16146,7 @@
             <w:r>
               <w:rPr>
                 <w:rFonts w:ascii="Consolas" w:hAnsi="Consolas"/>
+                <w:b w:val="0"/>
                 <w:color w:val="111111"/>
                 <w:sz w:val="19"/>
               </w:rPr>
@@ -15333,6 +16187,7 @@
             <w:r>
               <w:rPr>
                 <w:rFonts w:ascii="Consolas" w:hAnsi="Consolas"/>
+                <w:b w:val="0"/>
                 <w:color w:val="111111"/>
                 <w:sz w:val="19"/>
               </w:rPr>
@@ -15349,6 +16204,7 @@
             <w:r>
               <w:rPr>
                 <w:rFonts w:ascii="Consolas" w:hAnsi="Consolas"/>
+                <w:b w:val="0"/>
                 <w:color w:val="111111"/>
                 <w:sz w:val="19"/>
               </w:rPr>
@@ -15391,11 +16247,12 @@
             <w:r/>
             <w:r>
               <w:rPr>
+                <w:rFonts w:ascii="Consolas" w:hAnsi="Consolas"/>
                 <w:b/>
-                <w:color w:val="4A4A49"/>
-                <w:sz w:val="20"/>
-              </w:rPr>
-              <w:t>`pg_locks`</w:t>
+                <w:color w:val="111111"/>
+                <w:sz w:val="19"/>
+              </w:rPr>
+              <w:t>pg_locks</w:t>
             </w:r>
           </w:p>
         </w:tc>
@@ -15409,6 +16266,7 @@
             <w:r>
               <w:rPr>
                 <w:rFonts w:ascii="Consolas" w:hAnsi="Consolas"/>
+                <w:b w:val="0"/>
                 <w:color w:val="111111"/>
                 <w:sz w:val="19"/>
               </w:rPr>
@@ -15441,11 +16299,12 @@
             </w:r>
             <w:r>
               <w:rPr>
+                <w:rFonts w:ascii="Consolas" w:hAnsi="Consolas"/>
                 <w:b/>
-                <w:color w:val="4A4A49"/>
-                <w:sz w:val="20"/>
-              </w:rPr>
-              <w:t>`granted = false`</w:t>
+                <w:color w:val="111111"/>
+                <w:sz w:val="19"/>
+              </w:rPr>
+              <w:t>granted = false</w:t>
             </w:r>
             <w:r>
               <w:rPr>
@@ -15467,11 +16326,12 @@
             <w:r/>
             <w:r>
               <w:rPr>
+                <w:rFonts w:ascii="Consolas" w:hAnsi="Consolas"/>
                 <w:b/>
-                <w:color w:val="4A4A49"/>
-                <w:sz w:val="20"/>
-              </w:rPr>
-              <w:t>`pg_stat_activity`</w:t>
+                <w:color w:val="111111"/>
+                <w:sz w:val="19"/>
+              </w:rPr>
+              <w:t>pg_stat_activity</w:t>
             </w:r>
           </w:p>
         </w:tc>
@@ -15484,6 +16344,7 @@
             <w:r>
               <w:rPr>
                 <w:rFonts w:ascii="Consolas" w:hAnsi="Consolas"/>
+                <w:b w:val="0"/>
                 <w:color w:val="111111"/>
                 <w:sz w:val="19"/>
               </w:rPr>
@@ -15507,11 +16368,12 @@
             </w:r>
             <w:r>
               <w:rPr>
+                <w:rFonts w:ascii="Consolas" w:hAnsi="Consolas"/>
                 <w:b/>
-                <w:color w:val="4A4A49"/>
-                <w:sz w:val="20"/>
-              </w:rPr>
-              <w:t>`wait_event_type = 'Lock'`</w:t>
+                <w:color w:val="111111"/>
+                <w:sz w:val="19"/>
+              </w:rPr>
+              <w:t>wait_event_type = 'Lock'</w:t>
             </w:r>
             <w:r>
               <w:rPr>
@@ -15534,11 +16396,12 @@
             <w:r/>
             <w:r>
               <w:rPr>
+                <w:rFonts w:ascii="Consolas" w:hAnsi="Consolas"/>
                 <w:b/>
-                <w:color w:val="4A4A49"/>
-                <w:sz w:val="20"/>
-              </w:rPr>
-              <w:t>`pgbench`</w:t>
+                <w:color w:val="111111"/>
+                <w:sz w:val="19"/>
+              </w:rPr>
+              <w:t>pgbench</w:t>
             </w:r>
             <w:r>
               <w:rPr>
@@ -15601,6 +16464,7 @@
             <w:r>
               <w:rPr>
                 <w:rFonts w:ascii="Consolas" w:hAnsi="Consolas"/>
+                <w:b w:val="0"/>
                 <w:color w:val="111111"/>
                 <w:sz w:val="19"/>
               </w:rPr>
@@ -15633,6 +16497,7 @@
             <w:r>
               <w:rPr>
                 <w:rFonts w:ascii="Consolas" w:hAnsi="Consolas"/>
+                <w:b w:val="0"/>
                 <w:color w:val="111111"/>
                 <w:sz w:val="19"/>
               </w:rPr>
@@ -15707,6 +16572,7 @@
             <w:r>
               <w:rPr>
                 <w:rFonts w:ascii="Consolas" w:hAnsi="Consolas"/>
+                <w:b w:val="0"/>
                 <w:color w:val="111111"/>
                 <w:sz w:val="19"/>
               </w:rPr>
@@ -15742,7 +16608,24 @@
                 <w:color w:val="4A4A49"/>
                 <w:sz w:val="20"/>
               </w:rPr>
-              <w:t>siempre en orden de `id_insumo` ascendente</w:t>
+              <w:t xml:space="preserve">siempre en orden de </w:t>
+            </w:r>
+            <w:r>
+              <w:rPr>
+                <w:rFonts w:ascii="Consolas" w:hAnsi="Consolas"/>
+                <w:b/>
+                <w:color w:val="111111"/>
+                <w:sz w:val="19"/>
+              </w:rPr>
+              <w:t>id_insumo</w:t>
+            </w:r>
+            <w:r>
+              <w:rPr>
+                <w:b/>
+                <w:color w:val="4A4A49"/>
+                <w:sz w:val="20"/>
+              </w:rPr>
+              <w:t xml:space="preserve"> ascendente</w:t>
             </w:r>
           </w:p>
         </w:tc>
@@ -15793,7 +16676,24 @@
           <w:color w:val="4A4A49"/>
           <w:sz w:val="22"/>
         </w:rPr>
-        <w:t>descontar siempre ordenando por `id_insumo` ascendente</w:t>
+        <w:t xml:space="preserve">descontar siempre ordenando por </w:t>
+      </w:r>
+      <w:r>
+        <w:rPr>
+          <w:rFonts w:ascii="Consolas" w:hAnsi="Consolas"/>
+          <w:b/>
+          <w:color w:val="111111"/>
+          <w:sz w:val="21"/>
+        </w:rPr>
+        <w:t>id_insumo</w:t>
+      </w:r>
+      <w:r>
+        <w:rPr>
+          <w:b/>
+          <w:color w:val="4A4A49"/>
+          <w:sz w:val="22"/>
+        </w:rPr>
+        <w:t xml:space="preserve"> ascendente</w:t>
       </w:r>
       <w:r>
         <w:rPr>
@@ -15806,6 +16706,7 @@
       <w:r>
         <w:rPr>
           <w:rFonts w:ascii="Consolas" w:hAnsi="Consolas"/>
+          <w:b w:val="0"/>
           <w:color w:val="111111"/>
           <w:sz w:val="21"/>
         </w:rPr>
@@ -15822,6 +16723,7 @@
       <w:r>
         <w:rPr>
           <w:rFonts w:ascii="Consolas" w:hAnsi="Consolas"/>
+          <w:b w:val="0"/>
           <w:color w:val="111111"/>
           <w:sz w:val="21"/>
         </w:rPr>
@@ -15854,6 +16756,7 @@
       <w:r>
         <w:rPr>
           <w:rFonts w:ascii="Consolas" w:hAnsi="Consolas"/>
+          <w:b w:val="0"/>
           <w:color w:val="111111"/>
           <w:sz w:val="21"/>
         </w:rPr>
@@ -15870,6 +16773,7 @@
       <w:r>
         <w:rPr>
           <w:rFonts w:ascii="Consolas" w:hAnsi="Consolas"/>
+          <w:b w:val="0"/>
           <w:color w:val="111111"/>
           <w:sz w:val="21"/>
         </w:rPr>
@@ -15886,6 +16790,7 @@
       <w:r>
         <w:rPr>
           <w:rFonts w:ascii="Consolas" w:hAnsi="Consolas"/>
+          <w:b w:val="0"/>
           <w:color w:val="111111"/>
           <w:sz w:val="21"/>
         </w:rPr>
@@ -15987,6 +16892,7 @@
       <w:r>
         <w:rPr>
           <w:rFonts w:ascii="Consolas" w:hAnsi="Consolas"/>
+          <w:b w:val="0"/>
           <w:color w:val="111111"/>
           <w:sz w:val="21"/>
         </w:rPr>
@@ -16037,6 +16943,7 @@
       <w:r>
         <w:rPr>
           <w:rFonts w:ascii="Consolas" w:hAnsi="Consolas"/>
+          <w:b w:val="0"/>
           <w:color w:val="111111"/>
           <w:sz w:val="21"/>
         </w:rPr>
@@ -16053,6 +16960,7 @@
       <w:r>
         <w:rPr>
           <w:rFonts w:ascii="Consolas" w:hAnsi="Consolas"/>
+          <w:b w:val="0"/>
           <w:color w:val="111111"/>
           <w:sz w:val="21"/>
         </w:rPr>
@@ -16069,6 +16977,7 @@
       <w:r>
         <w:rPr>
           <w:rFonts w:ascii="Consolas" w:hAnsi="Consolas"/>
+          <w:b w:val="0"/>
           <w:color w:val="111111"/>
           <w:sz w:val="21"/>
         </w:rPr>
@@ -16085,6 +16994,7 @@
       <w:r>
         <w:rPr>
           <w:rFonts w:ascii="Consolas" w:hAnsi="Consolas"/>
+          <w:b w:val="0"/>
           <w:color w:val="111111"/>
           <w:sz w:val="21"/>
         </w:rPr>
@@ -16101,6 +17011,7 @@
       <w:r>
         <w:rPr>
           <w:rFonts w:ascii="Consolas" w:hAnsi="Consolas"/>
+          <w:b w:val="0"/>
           <w:color w:val="111111"/>
           <w:sz w:val="21"/>
         </w:rPr>
@@ -16117,6 +17028,7 @@
       <w:r>
         <w:rPr>
           <w:rFonts w:ascii="Consolas" w:hAnsi="Consolas"/>
+          <w:b w:val="0"/>
           <w:color w:val="111111"/>
           <w:sz w:val="21"/>
         </w:rPr>
@@ -16170,7 +17082,33 @@
           <w:color w:val="4A4A49"/>
           <w:sz w:val="22"/>
         </w:rPr>
-        <w:t>3 pts que esten marcados los instantes del `SELECT stock` de cada una y los de los `UPDATE`</w:t>
+        <w:t xml:space="preserve">3 pts que esten marcados los instantes del </w:t>
+      </w:r>
+      <w:r>
+        <w:rPr>
+          <w:rFonts w:ascii="Consolas" w:hAnsi="Consolas"/>
+          <w:b/>
+          <w:color w:val="111111"/>
+          <w:sz w:val="21"/>
+        </w:rPr>
+        <w:t>SELECT stock</w:t>
+      </w:r>
+      <w:r>
+        <w:rPr>
+          <w:b/>
+          <w:color w:val="4A4A49"/>
+          <w:sz w:val="22"/>
+        </w:rPr>
+        <w:t xml:space="preserve"> de cada una y los de los </w:t>
+      </w:r>
+      <w:r>
+        <w:rPr>
+          <w:rFonts w:ascii="Consolas" w:hAnsi="Consolas"/>
+          <w:b/>
+          <w:color w:val="111111"/>
+          <w:sz w:val="21"/>
+        </w:rPr>
+        <w:t>UPDATE</w:t>
       </w:r>
       <w:r>
         <w:rPr>
@@ -16183,6 +17121,7 @@
       <w:r>
         <w:rPr>
           <w:rFonts w:ascii="Consolas" w:hAnsi="Consolas"/>
+          <w:b w:val="0"/>
           <w:color w:val="111111"/>
           <w:sz w:val="21"/>
         </w:rPr>
@@ -16236,6 +17175,7 @@
       <w:r>
         <w:rPr>
           <w:rFonts w:ascii="Consolas" w:hAnsi="Consolas"/>
+          <w:b w:val="0"/>
           <w:color w:val="111111"/>
           <w:sz w:val="21"/>
         </w:rPr>
@@ -16252,6 +17192,7 @@
       <w:r>
         <w:rPr>
           <w:rFonts w:ascii="Consolas" w:hAnsi="Consolas"/>
+          <w:b w:val="0"/>
           <w:color w:val="111111"/>
           <w:sz w:val="21"/>
         </w:rPr>
@@ -16305,6 +17246,7 @@
       <w:r>
         <w:rPr>
           <w:rFonts w:ascii="Consolas" w:hAnsi="Consolas"/>
+          <w:b w:val="0"/>
           <w:color w:val="111111"/>
           <w:sz w:val="21"/>
         </w:rPr>
@@ -16337,6 +17279,7 @@
       <w:r>
         <w:rPr>
           <w:rFonts w:ascii="Consolas" w:hAnsi="Consolas"/>
+          <w:b w:val="0"/>
           <w:color w:val="111111"/>
           <w:sz w:val="21"/>
         </w:rPr>
@@ -16353,6 +17296,7 @@
       <w:r>
         <w:rPr>
           <w:rFonts w:ascii="Consolas" w:hAnsi="Consolas"/>
+          <w:b w:val="0"/>
           <w:color w:val="111111"/>
           <w:sz w:val="21"/>
         </w:rPr>
@@ -16417,6 +17361,7 @@
       <w:r>
         <w:rPr>
           <w:rFonts w:ascii="Consolas" w:hAnsi="Consolas"/>
+          <w:b w:val="0"/>
           <w:color w:val="111111"/>
           <w:sz w:val="21"/>
         </w:rPr>
@@ -16449,6 +17394,7 @@
       <w:r>
         <w:rPr>
           <w:rFonts w:ascii="Consolas" w:hAnsi="Consolas"/>
+          <w:b w:val="0"/>
           <w:color w:val="111111"/>
           <w:sz w:val="21"/>
         </w:rPr>
@@ -16534,6 +17480,7 @@
       <w:r>
         <w:rPr>
           <w:rFonts w:ascii="Consolas" w:hAnsi="Consolas"/>
+          <w:b w:val="0"/>
           <w:color w:val="111111"/>
           <w:sz w:val="21"/>
         </w:rPr>
@@ -16550,6 +17497,7 @@
       <w:r>
         <w:rPr>
           <w:rFonts w:ascii="Consolas" w:hAnsi="Consolas"/>
+          <w:b w:val="0"/>
           <w:color w:val="111111"/>
           <w:sz w:val="21"/>
         </w:rPr>
@@ -16566,6 +17514,7 @@
       <w:r>
         <w:rPr>
           <w:rFonts w:ascii="Consolas" w:hAnsi="Consolas"/>
+          <w:b w:val="0"/>
           <w:color w:val="111111"/>
           <w:sz w:val="21"/>
         </w:rPr>
@@ -16582,6 +17531,7 @@
       <w:r>
         <w:rPr>
           <w:rFonts w:ascii="Consolas" w:hAnsi="Consolas"/>
+          <w:b w:val="0"/>
           <w:color w:val="111111"/>
           <w:sz w:val="21"/>
         </w:rPr>
@@ -16614,6 +17564,7 @@
       <w:r>
         <w:rPr>
           <w:rFonts w:ascii="Consolas" w:hAnsi="Consolas"/>
+          <w:b w:val="0"/>
           <w:color w:val="111111"/>
           <w:sz w:val="21"/>
         </w:rPr>
@@ -16630,6 +17581,7 @@
       <w:r>
         <w:rPr>
           <w:rFonts w:ascii="Consolas" w:hAnsi="Consolas"/>
+          <w:b w:val="0"/>
           <w:color w:val="111111"/>
           <w:sz w:val="21"/>
         </w:rPr>
@@ -16818,6 +17770,7 @@
       <w:r>
         <w:rPr>
           <w:rFonts w:ascii="Consolas" w:hAnsi="Consolas"/>
+          <w:b w:val="0"/>
           <w:color w:val="111111"/>
           <w:sz w:val="21"/>
         </w:rPr>
@@ -16871,6 +17824,7 @@
       <w:r>
         <w:rPr>
           <w:rFonts w:ascii="Consolas" w:hAnsi="Consolas"/>
+          <w:b w:val="0"/>
           <w:color w:val="111111"/>
           <w:sz w:val="21"/>
         </w:rPr>
@@ -16903,6 +17857,7 @@
       <w:r>
         <w:rPr>
           <w:rFonts w:ascii="Consolas" w:hAnsi="Consolas"/>
+          <w:b w:val="0"/>
           <w:color w:val="111111"/>
           <w:sz w:val="21"/>
         </w:rPr>
@@ -16940,6 +17895,7 @@
       <w:r>
         <w:rPr>
           <w:rFonts w:ascii="Consolas" w:hAnsi="Consolas"/>
+          <w:b w:val="0"/>
           <w:color w:val="111111"/>
           <w:sz w:val="21"/>
         </w:rPr>
@@ -16972,6 +17928,7 @@
       <w:r>
         <w:rPr>
           <w:rFonts w:ascii="Consolas" w:hAnsi="Consolas"/>
+          <w:b w:val="0"/>
           <w:color w:val="111111"/>
           <w:sz w:val="21"/>
         </w:rPr>
@@ -17009,6 +17966,7 @@
       <w:r>
         <w:rPr>
           <w:rFonts w:ascii="Consolas" w:hAnsi="Consolas"/>
+          <w:b w:val="0"/>
           <w:color w:val="111111"/>
           <w:sz w:val="21"/>
         </w:rPr>
@@ -17025,6 +17983,7 @@
       <w:r>
         <w:rPr>
           <w:rFonts w:ascii="Consolas" w:hAnsi="Consolas"/>
+          <w:b w:val="0"/>
           <w:color w:val="111111"/>
           <w:sz w:val="21"/>
         </w:rPr>
@@ -17057,6 +18016,7 @@
       <w:r>
         <w:rPr>
           <w:rFonts w:ascii="Consolas" w:hAnsi="Consolas"/>
+          <w:b w:val="0"/>
           <w:color w:val="111111"/>
           <w:sz w:val="21"/>
         </w:rPr>
@@ -17110,6 +18070,7 @@
       <w:r>
         <w:rPr>
           <w:rFonts w:ascii="Consolas" w:hAnsi="Consolas"/>
+          <w:b w:val="0"/>
           <w:color w:val="111111"/>
           <w:sz w:val="21"/>
         </w:rPr>
@@ -17163,6 +18124,7 @@
       <w:r>
         <w:rPr>
           <w:rFonts w:ascii="Consolas" w:hAnsi="Consolas"/>
+          <w:b w:val="0"/>
           <w:color w:val="111111"/>
           <w:sz w:val="21"/>
         </w:rPr>
@@ -17179,6 +18141,7 @@
       <w:r>
         <w:rPr>
           <w:rFonts w:ascii="Consolas" w:hAnsi="Consolas"/>
+          <w:b w:val="0"/>
           <w:color w:val="111111"/>
           <w:sz w:val="21"/>
         </w:rPr>
@@ -17195,6 +18158,7 @@
       <w:r>
         <w:rPr>
           <w:rFonts w:ascii="Consolas" w:hAnsi="Consolas"/>
+          <w:b w:val="0"/>
           <w:color w:val="111111"/>
           <w:sz w:val="21"/>
         </w:rPr>
@@ -17211,6 +18175,7 @@
       <w:r>
         <w:rPr>
           <w:rFonts w:ascii="Consolas" w:hAnsi="Consolas"/>
+          <w:b w:val="0"/>
           <w:color w:val="111111"/>
           <w:sz w:val="21"/>
         </w:rPr>
@@ -17227,6 +18192,7 @@
       <w:r>
         <w:rPr>
           <w:rFonts w:ascii="Consolas" w:hAnsi="Consolas"/>
+          <w:b w:val="0"/>
           <w:color w:val="111111"/>
           <w:sz w:val="21"/>
         </w:rPr>
@@ -17243,6 +18209,7 @@
       <w:r>
         <w:rPr>
           <w:rFonts w:ascii="Consolas" w:hAnsi="Consolas"/>
+          <w:b w:val="0"/>
           <w:color w:val="111111"/>
           <w:sz w:val="21"/>
         </w:rPr>
@@ -17340,7 +18307,24 @@
           <w:color w:val="4A4A49"/>
           <w:sz w:val="22"/>
         </w:rPr>
-        <w:t>¿Por que `READ COMMITTED` no evita la doble reserva, si es el nivel «normal»?</w:t>
+        <w:t xml:space="preserve">¿Por que </w:t>
+      </w:r>
+      <w:r>
+        <w:rPr>
+          <w:rFonts w:ascii="Consolas" w:hAnsi="Consolas"/>
+          <w:b/>
+          <w:color w:val="111111"/>
+          <w:sz w:val="21"/>
+        </w:rPr>
+        <w:t>READ COMMITTED</w:t>
+      </w:r>
+      <w:r>
+        <w:rPr>
+          <w:b/>
+          <w:color w:val="4A4A49"/>
+          <w:sz w:val="22"/>
+        </w:rPr>
+        <w:t xml:space="preserve"> no evita la doble reserva, si es el nivel «normal»?</w:t>
       </w:r>
     </w:p>
     <w:p>
@@ -17371,6 +18355,7 @@
       <w:r>
         <w:rPr>
           <w:rFonts w:ascii="Consolas" w:hAnsi="Consolas"/>
+          <w:b w:val="0"/>
           <w:color w:val="111111"/>
           <w:sz w:val="21"/>
         </w:rPr>
@@ -17438,7 +18423,24 @@
           <w:color w:val="4A4A49"/>
           <w:sz w:val="22"/>
         </w:rPr>
-        <w:t>un `SELECT COUNT(*)` no bloquea nada, y no puede</w:t>
+        <w:t xml:space="preserve">un </w:t>
+      </w:r>
+      <w:r>
+        <w:rPr>
+          <w:rFonts w:ascii="Consolas" w:hAnsi="Consolas"/>
+          <w:b/>
+          <w:color w:val="111111"/>
+          <w:sz w:val="21"/>
+        </w:rPr>
+        <w:t>SELECT COUNT(*)</w:t>
+      </w:r>
+      <w:r>
+        <w:rPr>
+          <w:b/>
+          <w:color w:val="4A4A49"/>
+          <w:sz w:val="22"/>
+        </w:rPr>
+        <w:t xml:space="preserve"> no bloquea nada, y no puede</w:t>
       </w:r>
       <w:r>
         <w:rPr>
@@ -17451,6 +18453,7 @@
       <w:r>
         <w:rPr>
           <w:rFonts w:ascii="Consolas" w:hAnsi="Consolas"/>
+          <w:b w:val="0"/>
           <w:color w:val="111111"/>
           <w:sz w:val="21"/>
         </w:rPr>
@@ -17488,7 +18491,24 @@
           <w:color w:val="4A4A49"/>
           <w:sz w:val="22"/>
         </w:rPr>
-        <w:t>? ¿No basta un `UNIQUE` normal?</w:t>
+        <w:t xml:space="preserve">? ¿No basta un </w:t>
+      </w:r>
+      <w:r>
+        <w:rPr>
+          <w:rFonts w:ascii="Consolas" w:hAnsi="Consolas"/>
+          <w:b/>
+          <w:color w:val="111111"/>
+          <w:sz w:val="21"/>
+        </w:rPr>
+        <w:t>UNIQUE</w:t>
+      </w:r>
+      <w:r>
+        <w:rPr>
+          <w:b/>
+          <w:color w:val="4A4A49"/>
+          <w:sz w:val="22"/>
+        </w:rPr>
+        <w:t xml:space="preserve"> normal?</w:t>
       </w:r>
     </w:p>
     <w:p>
@@ -17503,6 +18523,7 @@
       <w:r>
         <w:rPr>
           <w:rFonts w:ascii="Consolas" w:hAnsi="Consolas"/>
+          <w:b w:val="0"/>
           <w:color w:val="111111"/>
           <w:sz w:val="21"/>
         </w:rPr>
@@ -17519,6 +18540,7 @@
       <w:r>
         <w:rPr>
           <w:rFonts w:ascii="Consolas" w:hAnsi="Consolas"/>
+          <w:b w:val="0"/>
           <w:color w:val="111111"/>
           <w:sz w:val="21"/>
         </w:rPr>
@@ -17551,6 +18573,7 @@
       <w:r>
         <w:rPr>
           <w:rFonts w:ascii="Consolas" w:hAnsi="Consolas"/>
+          <w:b w:val="0"/>
           <w:color w:val="111111"/>
           <w:sz w:val="21"/>
         </w:rPr>
@@ -17567,6 +18590,7 @@
       <w:r>
         <w:rPr>
           <w:rFonts w:ascii="Consolas" w:hAnsi="Consolas"/>
+          <w:b w:val="0"/>
           <w:color w:val="111111"/>
           <w:sz w:val="21"/>
         </w:rPr>
@@ -17604,7 +18628,24 @@
           <w:color w:val="4A4A49"/>
           <w:sz w:val="22"/>
         </w:rPr>
-        <w:t>Me dice `could not create unique index ... is duplicated`. ¿Que hice mal?</w:t>
+        <w:t xml:space="preserve">Me dice </w:t>
+      </w:r>
+      <w:r>
+        <w:rPr>
+          <w:rFonts w:ascii="Consolas" w:hAnsi="Consolas"/>
+          <w:b/>
+          <w:color w:val="111111"/>
+          <w:sz w:val="21"/>
+        </w:rPr>
+        <w:t>could not create unique index ... is duplicated</w:t>
+      </w:r>
+      <w:r>
+        <w:rPr>
+          <w:b/>
+          <w:color w:val="4A4A49"/>
+          <w:sz w:val="22"/>
+        </w:rPr>
+        <w:t>. ¿Que hice mal?</w:t>
       </w:r>
     </w:p>
     <w:p>
@@ -17619,6 +18660,7 @@
       <w:r>
         <w:rPr>
           <w:rFonts w:ascii="Consolas" w:hAnsi="Consolas"/>
+          <w:b w:val="0"/>
           <w:color w:val="111111"/>
           <w:sz w:val="21"/>
         </w:rPr>
@@ -17756,7 +18798,58 @@
           <w:color w:val="4A4A49"/>
           <w:sz w:val="22"/>
         </w:rPr>
-        <w:t>¿Cual es la diferencia real entre `FOR UPDATE`, `NOWAIT` y `SKIP LOCKED`?</w:t>
+        <w:t xml:space="preserve">¿Cual es la diferencia real entre </w:t>
+      </w:r>
+      <w:r>
+        <w:rPr>
+          <w:rFonts w:ascii="Consolas" w:hAnsi="Consolas"/>
+          <w:b/>
+          <w:color w:val="111111"/>
+          <w:sz w:val="21"/>
+        </w:rPr>
+        <w:t>FOR UPDATE</w:t>
+      </w:r>
+      <w:r>
+        <w:rPr>
+          <w:b/>
+          <w:color w:val="4A4A49"/>
+          <w:sz w:val="22"/>
+        </w:rPr>
+        <w:t xml:space="preserve">, </w:t>
+      </w:r>
+      <w:r>
+        <w:rPr>
+          <w:rFonts w:ascii="Consolas" w:hAnsi="Consolas"/>
+          <w:b/>
+          <w:color w:val="111111"/>
+          <w:sz w:val="21"/>
+        </w:rPr>
+        <w:t>NOWAIT</w:t>
+      </w:r>
+      <w:r>
+        <w:rPr>
+          <w:b/>
+          <w:color w:val="4A4A49"/>
+          <w:sz w:val="22"/>
+        </w:rPr>
+        <w:t xml:space="preserve"> y </w:t>
+      </w:r>
+      <w:r>
+        <w:rPr>
+          <w:rFonts w:ascii="Consolas" w:hAnsi="Consolas"/>
+          <w:b/>
+          <w:color w:val="111111"/>
+          <w:sz w:val="21"/>
+        </w:rPr>
+        <w:t>SKIP LOCKED</w:t>
+      </w:r>
+      <w:r>
+        <w:rPr>
+          <w:b/>
+          <w:color w:val="4A4A49"/>
+          <w:sz w:val="22"/>
+        </w:rPr>
+        <w:t>?</w:t>
       </w:r>
     </w:p>
     <w:p>
@@ -17787,6 +18880,7 @@
       <w:r>
         <w:rPr>
           <w:rFonts w:ascii="Consolas" w:hAnsi="Consolas"/>
+          <w:b w:val="0"/>
           <w:color w:val="111111"/>
           <w:sz w:val="21"/>
         </w:rPr>
@@ -17819,6 +18913,7 @@
       <w:r>
         <w:rPr>
           <w:rFonts w:ascii="Consolas" w:hAnsi="Consolas"/>
+          <w:b w:val="0"/>
           <w:color w:val="111111"/>
           <w:sz w:val="21"/>
         </w:rPr>
@@ -17851,6 +18946,7 @@
       <w:r>
         <w:rPr>
           <w:rFonts w:ascii="Consolas" w:hAnsi="Consolas"/>
+          <w:b w:val="0"/>
           <w:color w:val="111111"/>
           <w:sz w:val="21"/>
         </w:rPr>
@@ -17883,6 +18979,7 @@
       <w:r>
         <w:rPr>
           <w:rFonts w:ascii="Consolas" w:hAnsi="Consolas"/>
+          <w:b w:val="0"/>
           <w:color w:val="111111"/>
           <w:sz w:val="21"/>
         </w:rPr>
@@ -17915,6 +19012,7 @@
       <w:r>
         <w:rPr>
           <w:rFonts w:ascii="Consolas" w:hAnsi="Consolas"/>
+          <w:b w:val="0"/>
           <w:color w:val="111111"/>
           <w:sz w:val="21"/>
         </w:rPr>
@@ -17952,7 +19050,41 @@
           <w:color w:val="4A4A49"/>
           <w:sz w:val="22"/>
         </w:rPr>
-        <w:t>Con `SKIP LOCKED`, ¿por que mi `IF v_stock &gt;= 4` no entra por ninguna rama?</w:t>
+        <w:t xml:space="preserve">Con </w:t>
+      </w:r>
+      <w:r>
+        <w:rPr>
+          <w:rFonts w:ascii="Consolas" w:hAnsi="Consolas"/>
+          <w:b/>
+          <w:color w:val="111111"/>
+          <w:sz w:val="21"/>
+        </w:rPr>
+        <w:t>SKIP LOCKED</w:t>
+      </w:r>
+      <w:r>
+        <w:rPr>
+          <w:b/>
+          <w:color w:val="4A4A49"/>
+          <w:sz w:val="22"/>
+        </w:rPr>
+        <w:t xml:space="preserve">, ¿por que mi </w:t>
+      </w:r>
+      <w:r>
+        <w:rPr>
+          <w:rFonts w:ascii="Consolas" w:hAnsi="Consolas"/>
+          <w:b/>
+          <w:color w:val="111111"/>
+          <w:sz w:val="21"/>
+        </w:rPr>
+        <w:t>IF v_stock &gt;= 4</w:t>
+      </w:r>
+      <w:r>
+        <w:rPr>
+          <w:b/>
+          <w:color w:val="4A4A49"/>
+          <w:sz w:val="22"/>
+        </w:rPr>
+        <w:t xml:space="preserve"> no entra por ninguna rama?</w:t>
       </w:r>
     </w:p>
     <w:p>
@@ -17967,6 +19099,7 @@
       <w:r>
         <w:rPr>
           <w:rFonts w:ascii="Consolas" w:hAnsi="Consolas"/>
+          <w:b w:val="0"/>
           <w:color w:val="111111"/>
           <w:sz w:val="21"/>
         </w:rPr>
@@ -17999,6 +19132,7 @@
       <w:r>
         <w:rPr>
           <w:rFonts w:ascii="Consolas" w:hAnsi="Consolas"/>
+          <w:b w:val="0"/>
           <w:color w:val="111111"/>
           <w:sz w:val="21"/>
         </w:rPr>
@@ -18015,6 +19149,7 @@
       <w:r>
         <w:rPr>
           <w:rFonts w:ascii="Consolas" w:hAnsi="Consolas"/>
+          <w:b w:val="0"/>
           <w:color w:val="111111"/>
           <w:sz w:val="21"/>
         </w:rPr>
@@ -18031,6 +19166,7 @@
       <w:r>
         <w:rPr>
           <w:rFonts w:ascii="Consolas" w:hAnsi="Consolas"/>
+          <w:b w:val="0"/>
           <w:color w:val="111111"/>
           <w:sz w:val="21"/>
         </w:rPr>
@@ -18047,6 +19183,7 @@
       <w:r>
         <w:rPr>
           <w:rFonts w:ascii="Consolas" w:hAnsi="Consolas"/>
+          <w:b w:val="0"/>
           <w:color w:val="111111"/>
           <w:sz w:val="21"/>
         </w:rPr>
@@ -18063,6 +19200,7 @@
       <w:r>
         <w:rPr>
           <w:rFonts w:ascii="Consolas" w:hAnsi="Consolas"/>
+          <w:b w:val="0"/>
           <w:color w:val="111111"/>
           <w:sz w:val="21"/>
         </w:rPr>
@@ -18079,6 +19217,7 @@
       <w:r>
         <w:rPr>
           <w:rFonts w:ascii="Consolas" w:hAnsi="Consolas"/>
+          <w:b w:val="0"/>
           <w:color w:val="111111"/>
           <w:sz w:val="21"/>
         </w:rPr>
@@ -18111,6 +19250,7 @@
       <w:r>
         <w:rPr>
           <w:rFonts w:ascii="Consolas" w:hAnsi="Consolas"/>
+          <w:b w:val="0"/>
           <w:color w:val="111111"/>
           <w:sz w:val="21"/>
         </w:rPr>
@@ -18127,6 +19267,7 @@
       <w:r>
         <w:rPr>
           <w:rFonts w:ascii="Consolas" w:hAnsi="Consolas"/>
+          <w:b w:val="0"/>
           <w:color w:val="111111"/>
           <w:sz w:val="21"/>
         </w:rPr>
@@ -18143,6 +19284,7 @@
       <w:r>
         <w:rPr>
           <w:rFonts w:ascii="Consolas" w:hAnsi="Consolas"/>
+          <w:b w:val="0"/>
           <w:color w:val="111111"/>
           <w:sz w:val="21"/>
         </w:rPr>
@@ -18159,6 +19301,7 @@
       <w:r>
         <w:rPr>
           <w:rFonts w:ascii="Consolas" w:hAnsi="Consolas"/>
+          <w:b w:val="0"/>
           <w:color w:val="111111"/>
           <w:sz w:val="21"/>
         </w:rPr>
@@ -18180,7 +19323,24 @@
           <w:color w:val="4A4A49"/>
           <w:sz w:val="22"/>
         </w:rPr>
-        <w:t>¿Y si simplemente pongo `SERIALIZABLE` y me olvido del problema?</w:t>
+        <w:t xml:space="preserve">¿Y si simplemente pongo </w:t>
+      </w:r>
+      <w:r>
+        <w:rPr>
+          <w:rFonts w:ascii="Consolas" w:hAnsi="Consolas"/>
+          <w:b/>
+          <w:color w:val="111111"/>
+          <w:sz w:val="21"/>
+        </w:rPr>
+        <w:t>SERIALIZABLE</w:t>
+      </w:r>
+      <w:r>
+        <w:rPr>
+          <w:b/>
+          <w:color w:val="4A4A49"/>
+          <w:sz w:val="22"/>
+        </w:rPr>
+        <w:t xml:space="preserve"> y me olvido del problema?</w:t>
       </w:r>
     </w:p>
     <w:p>
@@ -18211,6 +19371,7 @@
       <w:r>
         <w:rPr>
           <w:rFonts w:ascii="Consolas" w:hAnsi="Consolas"/>
+          <w:b w:val="0"/>
           <w:color w:val="111111"/>
           <w:sz w:val="21"/>
         </w:rPr>
@@ -18243,6 +19404,7 @@
       <w:r>
         <w:rPr>
           <w:rFonts w:ascii="Consolas" w:hAnsi="Consolas"/>
+          <w:b w:val="0"/>
           <w:color w:val="111111"/>
           <w:sz w:val="21"/>
         </w:rPr>
@@ -18323,6 +19485,7 @@
       <w:r>
         <w:rPr>
           <w:rFonts w:ascii="Consolas" w:hAnsi="Consolas"/>
+          <w:b w:val="0"/>
           <w:color w:val="111111"/>
           <w:sz w:val="21"/>
         </w:rPr>
@@ -18344,7 +19507,24 @@
           <w:color w:val="4A4A49"/>
           <w:sz w:val="22"/>
         </w:rPr>
-        <w:t>¿Por que el `UNIQUE` funciona con transacciones simultaneas, si nadie lo coordina?</w:t>
+        <w:t xml:space="preserve">¿Por que el </w:t>
+      </w:r>
+      <w:r>
+        <w:rPr>
+          <w:rFonts w:ascii="Consolas" w:hAnsi="Consolas"/>
+          <w:b/>
+          <w:color w:val="111111"/>
+          <w:sz w:val="21"/>
+        </w:rPr>
+        <w:t>UNIQUE</w:t>
+      </w:r>
+      <w:r>
+        <w:rPr>
+          <w:b/>
+          <w:color w:val="4A4A49"/>
+          <w:sz w:val="22"/>
+        </w:rPr>
+        <w:t xml:space="preserve"> funciona con transacciones simultaneas, si nadie lo coordina?</w:t>
       </w:r>
     </w:p>
     <w:p>
@@ -18391,6 +19571,7 @@
       <w:r>
         <w:rPr>
           <w:rFonts w:ascii="Consolas" w:hAnsi="Consolas"/>
+          <w:b w:val="0"/>
           <w:color w:val="111111"/>
           <w:sz w:val="21"/>
         </w:rPr>
@@ -18407,6 +19588,7 @@
       <w:r>
         <w:rPr>
           <w:rFonts w:ascii="Consolas" w:hAnsi="Consolas"/>
+          <w:b w:val="0"/>
           <w:color w:val="111111"/>
           <w:sz w:val="21"/>
         </w:rPr>
@@ -18439,6 +19621,7 @@
       <w:r>
         <w:rPr>
           <w:rFonts w:ascii="Consolas" w:hAnsi="Consolas"/>
+          <w:b w:val="0"/>
           <w:color w:val="111111"/>
           <w:sz w:val="21"/>
         </w:rPr>
@@ -18513,6 +19696,7 @@
       <w:r>
         <w:rPr>
           <w:rFonts w:ascii="Consolas" w:hAnsi="Consolas"/>
+          <w:b w:val="0"/>
           <w:color w:val="111111"/>
           <w:sz w:val="21"/>
         </w:rPr>
@@ -18529,6 +19713,7 @@
       <w:r>
         <w:rPr>
           <w:rFonts w:ascii="Consolas" w:hAnsi="Consolas"/>
+          <w:b w:val="0"/>
           <w:color w:val="111111"/>
           <w:sz w:val="21"/>
         </w:rPr>
@@ -18561,6 +19746,7 @@
       <w:r>
         <w:rPr>
           <w:rFonts w:ascii="Consolas" w:hAnsi="Consolas"/>
+          <w:b w:val="0"/>
           <w:color w:val="111111"/>
           <w:sz w:val="21"/>
         </w:rPr>
@@ -18576,11 +19762,12 @@
       </w:r>
       <w:r>
         <w:rPr>
+          <w:rFonts w:ascii="Consolas" w:hAnsi="Consolas"/>
           <w:b/>
-          <w:color w:val="4A4A49"/>
-          <w:sz w:val="22"/>
-        </w:rPr>
-        <w:t>`true / false`</w:t>
+          <w:color w:val="111111"/>
+          <w:sz w:val="21"/>
+        </w:rPr>
+        <w:t>true / false</w:t>
       </w:r>
       <w:r>
         <w:rPr>
@@ -18593,6 +19780,7 @@
       <w:r>
         <w:rPr>
           <w:rFonts w:ascii="Consolas" w:hAnsi="Consolas"/>
+          <w:b w:val="0"/>
           <w:color w:val="111111"/>
           <w:sz w:val="21"/>
         </w:rPr>
@@ -18609,6 +19797,7 @@
       <w:r>
         <w:rPr>
           <w:rFonts w:ascii="Consolas" w:hAnsi="Consolas"/>
+          <w:b w:val="0"/>
           <w:color w:val="111111"/>
           <w:sz w:val="21"/>
         </w:rPr>
@@ -18625,6 +19814,7 @@
       <w:r>
         <w:rPr>
           <w:rFonts w:ascii="Consolas" w:hAnsi="Consolas"/>
+          <w:b w:val="0"/>
           <w:color w:val="111111"/>
           <w:sz w:val="21"/>
         </w:rPr>
@@ -18641,6 +19831,7 @@
       <w:r>
         <w:rPr>
           <w:rFonts w:ascii="Consolas" w:hAnsi="Consolas"/>
+          <w:b w:val="0"/>
           <w:color w:val="111111"/>
           <w:sz w:val="21"/>
         </w:rPr>
@@ -18673,6 +19864,7 @@
       <w:r>
         <w:rPr>
           <w:rFonts w:ascii="Consolas" w:hAnsi="Consolas"/>
+          <w:b w:val="0"/>
           <w:color w:val="111111"/>
           <w:sz w:val="21"/>
         </w:rPr>
@@ -18750,6 +19942,7 @@
       <w:r>
         <w:rPr>
           <w:rFonts w:ascii="Consolas" w:hAnsi="Consolas"/>
+          <w:b w:val="0"/>
           <w:color w:val="111111"/>
           <w:sz w:val="21"/>
         </w:rPr>
@@ -18782,6 +19975,7 @@
       <w:r>
         <w:rPr>
           <w:rFonts w:ascii="Consolas" w:hAnsi="Consolas"/>
+          <w:b w:val="0"/>
           <w:color w:val="111111"/>
           <w:sz w:val="21"/>
         </w:rPr>
@@ -18830,6 +20024,7 @@
       <w:r>
         <w:rPr>
           <w:rFonts w:ascii="Consolas" w:hAnsi="Consolas"/>
+          <w:b w:val="0"/>
           <w:color w:val="111111"/>
           <w:sz w:val="21"/>
         </w:rPr>
@@ -18891,6 +20086,7 @@
       <w:r>
         <w:rPr>
           <w:rFonts w:ascii="Consolas" w:hAnsi="Consolas"/>
+          <w:b w:val="0"/>
           <w:color w:val="111111"/>
           <w:sz w:val="21"/>
         </w:rPr>
@@ -18907,6 +20103,7 @@
       <w:r>
         <w:rPr>
           <w:rFonts w:ascii="Consolas" w:hAnsi="Consolas"/>
+          <w:b w:val="0"/>
           <w:color w:val="111111"/>
           <w:sz w:val="21"/>
         </w:rPr>
